--- a/docs/exports/dokumentasi-agen-ai.docx
+++ b/docs/exports/dokumentasi-agen-ai.docx
@@ -57,7 +57,7 @@
         <w:spacing w:after="160"/>
       </w:pPr>
       <w:r>
-        <w:t xml:space="preserve">Status implementasi: 2026-07-30. Lihat plan.md bagian "Recorded deviations" untuk konteks penuh.</w:t>
+        <w:t xml:space="preserve">Status implementasi: 2026-08-08. Lihat plan.md bagian "Recorded deviations" untuk konteks penuh.</w:t>
       </w:r>
     </w:p>
     <w:p>
@@ -919,7 +919,7 @@
         <w:spacing w:after="160"/>
       </w:pPr>
       <w:r>
-        <w:t xml:space="preserve">Gemini dipanggil lewat endpoint REST AI Studio (generativelanguage.googleapis.com), bukan Vertex AI Agent Engine — proyek ini berjalan di akun trial yang sudah kedaluwarsa dan belum bisa membuat resource berbayar. Panggilan dilakukan dengan fetch bawaan, tanpa SDK tambahan.</w:t>
+        <w:t xml:space="preserve">Gemini bisa dipanggil lewat dua pintu, dan operator memilihnya di layar 14 tanpa restart: Vertex AI (aiplatform.googleapis.com, memakai Application Default Credentials — tidak ada rahasia yang disimpan) atau API key AI Studio (generativelanguage.googleapis.com). Keduanya memanggil model yang sama; yang berbeda adalah cara membuktikan identitas. Panggilan dilakukan dengan fetch bawaan, tanpa SDK tambahan. Sejak 2026-08-07 project ebco-aihack-ardian punya billing aktif, sehingga jalur Vertex benar-benar terpakai — catatan lama tentang akun trial kedaluwarsa sudah tidak berlaku.</w:t>
       </w:r>
     </w:p>
     <w:p>
@@ -8658,7 +8658,2891 @@
         <w:spacing w:after="160" w:before="360"/>
       </w:pPr>
       <w:r>
-        <w:t xml:space="preserve">11. Peta Berkas Sumber</w:t>
+        <w:t xml:space="preserve">11. Layar 10 · Chat agen — algoritma lengkap</w:t>
+      </w:r>
+    </w:p>
+    <w:p>
+      <w:pPr>
+        <w:spacing w:after="120"/>
+      </w:pPr>
+      <w:r>
+        <w:t xml:space="preserve">Layar 10 adalah satu-satunya layar yang menjalankan supervisor penuh. Pertanyaan bahasa manusia masuk, tiga agen berpotensi dipanggil paralel, temuannya digabung, guardrail dijalankan, dan seluruh langkah bernomor ditampilkan di dalam jawaban. Yang perlu diketahui sejak awal: layar ini TIDAK memanggil model bahasa. Seluruh jalurnya deterministik.</w:t>
+      </w:r>
+    </w:p>
+    <w:p>
+      <w:pPr>
+        <w:pStyle w:val="Heading2"/>
+        <w:spacing w:after="120" w:before="240"/>
+      </w:pPr>
+      <w:r>
+        <w:t xml:space="preserve">11.1 Enam tahap, berurutan</w:t>
+      </w:r>
+    </w:p>
+    <w:p>
+      <w:pPr>
+        <w:spacing w:after="0"/>
+        <w:shd w:fill="F3F4F6" w:val="clear"/>
+      </w:pPr>
+      <w:r>
+        <w:rPr>
+          <w:rFonts w:ascii="Consolas" w:hAnsi="Consolas"/>
+          <w:sz w:val="17"/>
+          <w:szCs w:val="17"/>
+        </w:rPr>
+        <w:t xml:space="preserve">POST /v1/agent/ask  { question }</w:t>
+      </w:r>
+    </w:p>
+    <w:p>
+      <w:pPr>
+        <w:spacing w:after="0"/>
+        <w:shd w:fill="F3F4F6" w:val="clear"/>
+      </w:pPr>
+      <w:r>
+        <w:rPr>
+          <w:rFonts w:ascii="Consolas" w:hAnsi="Consolas"/>
+          <w:sz w:val="17"/>
+          <w:szCs w:val="17"/>
+        </w:rPr>
+        <w:t xml:space="preserve">  │</w:t>
+      </w:r>
+    </w:p>
+    <w:p>
+      <w:pPr>
+        <w:spacing w:after="0"/>
+        <w:shd w:fill="F3F4F6" w:val="clear"/>
+      </w:pPr>
+      <w:r>
+        <w:rPr>
+          <w:rFonts w:ascii="Consolas" w:hAnsi="Consolas"/>
+          <w:sz w:val="17"/>
+          <w:szCs w:val="17"/>
+        </w:rPr>
+        <w:t xml:space="preserve">  ├─ 1. route(question)                     agents/intent.js</w:t>
+      </w:r>
+    </w:p>
+    <w:p>
+      <w:pPr>
+        <w:spacing w:after="0"/>
+        <w:shd w:fill="F3F4F6" w:val="clear"/>
+      </w:pPr>
+      <w:r>
+        <w:rPr>
+          <w:rFonts w:ascii="Consolas" w:hAnsi="Consolas"/>
+          <w:sz w:val="17"/>
+          <w:szCs w:val="17"/>
+        </w:rPr>
+        <w:t xml:space="preserve">  │     regex Bahasa Indonesia → intent + daftar agen + outletId</w:t>
+      </w:r>
+    </w:p>
+    <w:p>
+      <w:pPr>
+        <w:spacing w:after="0"/>
+        <w:shd w:fill="F3F4F6" w:val="clear"/>
+      </w:pPr>
+      <w:r>
+        <w:rPr>
+          <w:rFonts w:ascii="Consolas" w:hAnsi="Consolas"/>
+          <w:sz w:val="17"/>
+          <w:szCs w:val="17"/>
+        </w:rPr>
+        <w:t xml:space="preserve">  │     tidak cocok apa pun    → intent "lain", agen ["knowledge"]</w:t>
+      </w:r>
+    </w:p>
+    <w:p>
+      <w:pPr>
+        <w:spacing w:after="0"/>
+        <w:shd w:fill="F3F4F6" w:val="clear"/>
+      </w:pPr>
+      <w:r>
+        <w:rPr>
+          <w:rFonts w:ascii="Consolas" w:hAnsi="Consolas"/>
+          <w:sz w:val="17"/>
+          <w:szCs w:val="17"/>
+        </w:rPr>
+        <w:t xml:space="preserve">  │</w:t>
+      </w:r>
+    </w:p>
+    <w:p>
+      <w:pPr>
+        <w:spacing w:after="0"/>
+        <w:shd w:fill="F3F4F6" w:val="clear"/>
+      </w:pPr>
+      <w:r>
+        <w:rPr>
+          <w:rFonts w:ascii="Consolas" w:hAnsi="Consolas"/>
+          <w:sz w:val="17"/>
+          <w:szCs w:val="17"/>
+        </w:rPr>
+        <w:t xml:space="preserve">  ├─ 2. Promise.all(agen terpilih)          agents/specialists.js</w:t>
+      </w:r>
+    </w:p>
+    <w:p>
+      <w:pPr>
+        <w:spacing w:after="0"/>
+        <w:shd w:fill="F3F4F6" w:val="clear"/>
+      </w:pPr>
+      <w:r>
+        <w:rPr>
+          <w:rFonts w:ascii="Consolas" w:hAnsi="Consolas"/>
+          <w:sz w:val="17"/>
+          <w:szCs w:val="17"/>
+        </w:rPr>
+        <w:t xml:space="preserve">  │     reputation · location · knowledge berjalan bersamaan</w:t>
+      </w:r>
+    </w:p>
+    <w:p>
+      <w:pPr>
+        <w:spacing w:after="0"/>
+        <w:shd w:fill="F3F4F6" w:val="clear"/>
+      </w:pPr>
+      <w:r>
+        <w:rPr>
+          <w:rFonts w:ascii="Consolas" w:hAnsi="Consolas"/>
+          <w:sz w:val="17"/>
+          <w:szCs w:val="17"/>
+        </w:rPr>
+        <w:t xml:space="preserve">  │</w:t>
+      </w:r>
+    </w:p>
+    <w:p>
+      <w:pPr>
+        <w:spacing w:after="0"/>
+        <w:shd w:fill="F3F4F6" w:val="clear"/>
+      </w:pPr>
+      <w:r>
+        <w:rPr>
+          <w:rFonts w:ascii="Consolas" w:hAnsi="Consolas"/>
+          <w:sz w:val="17"/>
+          <w:szCs w:val="17"/>
+        </w:rPr>
+        <w:t xml:space="preserve">  ├─ 3. renumber langkah                    supervisor.js</w:t>
+      </w:r>
+    </w:p>
+    <w:p>
+      <w:pPr>
+        <w:spacing w:after="0"/>
+        <w:shd w:fill="F3F4F6" w:val="clear"/>
+      </w:pPr>
+      <w:r>
+        <w:rPr>
+          <w:rFonts w:ascii="Consolas" w:hAnsi="Consolas"/>
+          <w:sz w:val="17"/>
+          <w:szCs w:val="17"/>
+        </w:rPr>
+        <w:t xml:space="preserve">  │     agen berjalan paralel, nomornya tumpang tindih; jejak</w:t>
+      </w:r>
+    </w:p>
+    <w:p>
+      <w:pPr>
+        <w:spacing w:after="0"/>
+        <w:shd w:fill="F3F4F6" w:val="clear"/>
+      </w:pPr>
+      <w:r>
+        <w:rPr>
+          <w:rFonts w:ascii="Consolas" w:hAnsi="Consolas"/>
+          <w:sz w:val="17"/>
+          <w:szCs w:val="17"/>
+        </w:rPr>
+        <w:t xml:space="preserve">  │     ditulis ulang jadi satu urutan yang jujur</w:t>
+      </w:r>
+    </w:p>
+    <w:p>
+      <w:pPr>
+        <w:spacing w:after="0"/>
+        <w:shd w:fill="F3F4F6" w:val="clear"/>
+      </w:pPr>
+      <w:r>
+        <w:rPr>
+          <w:rFonts w:ascii="Consolas" w:hAnsi="Consolas"/>
+          <w:sz w:val="17"/>
+          <w:szCs w:val="17"/>
+        </w:rPr>
+        <w:t xml:space="preserve">  │</w:t>
+      </w:r>
+    </w:p>
+    <w:p>
+      <w:pPr>
+        <w:spacing w:after="0"/>
+        <w:shd w:fill="F3F4F6" w:val="clear"/>
+      </w:pPr>
+      <w:r>
+        <w:rPr>
+          <w:rFonts w:ascii="Consolas" w:hAnsi="Consolas"/>
+          <w:sz w:val="17"/>
+          <w:szCs w:val="17"/>
+        </w:rPr>
+        <w:t xml:space="preserve">  ├─ 4. refused = (sources.length === 0)</w:t>
+      </w:r>
+    </w:p>
+    <w:p>
+      <w:pPr>
+        <w:spacing w:after="0"/>
+        <w:shd w:fill="F3F4F6" w:val="clear"/>
+      </w:pPr>
+      <w:r>
+        <w:rPr>
+          <w:rFonts w:ascii="Consolas" w:hAnsi="Consolas"/>
+          <w:sz w:val="17"/>
+          <w:szCs w:val="17"/>
+        </w:rPr>
+        <w:t xml:space="preserve">  │     penolakan MEKANIS — bukan menilai apakah jawaban terdengar benar</w:t>
+      </w:r>
+    </w:p>
+    <w:p>
+      <w:pPr>
+        <w:spacing w:after="0"/>
+        <w:shd w:fill="F3F4F6" w:val="clear"/>
+      </w:pPr>
+      <w:r>
+        <w:rPr>
+          <w:rFonts w:ascii="Consolas" w:hAnsi="Consolas"/>
+          <w:sz w:val="17"/>
+          <w:szCs w:val="17"/>
+        </w:rPr>
+        <w:t xml:space="preserve">  │     bila ditolak: knowledge gap dicatat (constitution I)</w:t>
+      </w:r>
+    </w:p>
+    <w:p>
+      <w:pPr>
+        <w:spacing w:after="0"/>
+        <w:shd w:fill="F3F4F6" w:val="clear"/>
+      </w:pPr>
+      <w:r>
+        <w:rPr>
+          <w:rFonts w:ascii="Consolas" w:hAnsi="Consolas"/>
+          <w:sz w:val="17"/>
+          <w:szCs w:val="17"/>
+        </w:rPr>
+        <w:t xml:space="preserve">  │</w:t>
+      </w:r>
+    </w:p>
+    <w:p>
+      <w:pPr>
+        <w:spacing w:after="0"/>
+        <w:shd w:fill="F3F4F6" w:val="clear"/>
+      </w:pPr>
+      <w:r>
+        <w:rPr>
+          <w:rFonts w:ascii="Consolas" w:hAnsi="Consolas"/>
+          <w:sz w:val="17"/>
+          <w:szCs w:val="17"/>
+        </w:rPr>
+        <w:t xml:space="preserve">  ├─ 5. guardrail.check(jawaban, citations) guardrails.js</w:t>
+      </w:r>
+    </w:p>
+    <w:p>
+      <w:pPr>
+        <w:spacing w:after="0"/>
+        <w:shd w:fill="F3F4F6" w:val="clear"/>
+      </w:pPr>
+      <w:r>
+        <w:rPr>
+          <w:rFonts w:ascii="Consolas" w:hAnsi="Consolas"/>
+          <w:sz w:val="17"/>
+          <w:szCs w:val="17"/>
+        </w:rPr>
+        <w:t xml:space="preserve">  │     4 pemeriksaan, selalu dijalankan, lolos maupun tidak</w:t>
+      </w:r>
+    </w:p>
+    <w:p>
+      <w:pPr>
+        <w:spacing w:after="0"/>
+        <w:shd w:fill="F3F4F6" w:val="clear"/>
+      </w:pPr>
+      <w:r>
+        <w:rPr>
+          <w:rFonts w:ascii="Consolas" w:hAnsi="Consolas"/>
+          <w:sz w:val="17"/>
+          <w:szCs w:val="17"/>
+        </w:rPr>
+        <w:t xml:space="preserve">  │</w:t>
+      </w:r>
+    </w:p>
+    <w:p>
+      <w:pPr>
+        <w:spacing w:after="0"/>
+        <w:shd w:fill="F3F4F6" w:val="clear"/>
+      </w:pPr>
+      <w:r>
+        <w:rPr>
+          <w:rFonts w:ascii="Consolas" w:hAnsi="Consolas"/>
+          <w:sz w:val="17"/>
+          <w:szCs w:val="17"/>
+        </w:rPr>
+        <w:t xml:space="preserve">  └─ 6. agent_run { steps[], sources[], costIdr, latencyMs }</w:t>
+      </w:r>
+    </w:p>
+    <w:p>
+      <w:pPr>
+        <w:spacing w:after="0"/>
+        <w:shd w:fill="F3F4F6" w:val="clear"/>
+      </w:pPr>
+      <w:r>
+        <w:rPr>
+          <w:rFonts w:ascii="Consolas" w:hAnsi="Consolas"/>
+          <w:sz w:val="17"/>
+          <w:szCs w:val="17"/>
+        </w:rPr>
+        <w:t xml:space="preserve">        disimpan ke Agent Engine Sessions (asia-southeast2)</w:t>
+      </w:r>
+    </w:p>
+    <w:p>
+      <w:pPr>
+        <w:spacing w:after="200"/>
+      </w:pPr>
+      <w:r>
+        <w:rPr>
+          <w:i/>
+          <w:iCs/>
+          <w:color w:val="6B7280"/>
+          <w:sz w:val="18"/>
+          <w:szCs w:val="18"/>
+        </w:rPr>
+        <w:t xml:space="preserve">Sumber: packages/core/src/agents/supervisor.js baris 33–120</w:t>
+      </w:r>
+    </w:p>
+    <w:p>
+      <w:pPr>
+        <w:pStyle w:val="Heading2"/>
+        <w:spacing w:after="120" w:before="240"/>
+      </w:pPr>
+      <w:r>
+        <w:t xml:space="preserve">11.2 Routing: aturan kata kunci, bukan model</w:t>
+      </w:r>
+    </w:p>
+    <w:p>
+      <w:pPr>
+        <w:spacing w:after="120"/>
+      </w:pPr>
+      <w:r>
+        <w:t xml:space="preserve">Enam intent, dicocokkan dengan regex atas teks Bahasa Indonesia. Aturan yang cocok bisa lebih dari satu; yang menang adalah aturan dengan agen TERBANYAK, karena pertanyaan "kenapa" tentang satu cabang adalah diagnosis meskipun ia juga menyebut review. Daftar agen yang dipanggil adalah gabungan semua aturan yang cocok, bukan hanya yang menang.</w:t>
+      </w:r>
+    </w:p>
+    <w:tbl>
+      <w:tblPr>
+        <w:tblW w:type="pct" w:w="100%"/>
+        <w:tblBorders>
+          <w:top w:val="single" w:color="D1D5DB" w:sz="4"/>
+          <w:left w:val="single" w:color="D1D5DB" w:sz="4"/>
+          <w:bottom w:val="single" w:color="D1D5DB" w:sz="4"/>
+          <w:right w:val="single" w:color="D1D5DB" w:sz="4"/>
+          <w:insideH w:val="single" w:color="D1D5DB" w:sz="4"/>
+          <w:insideV w:val="single" w:color="D1D5DB" w:sz="4"/>
+        </w:tblBorders>
+      </w:tblPr>
+      <w:tblGrid>
+        <w:gridCol w:w="100"/>
+        <w:gridCol w:w="100"/>
+        <w:gridCol w:w="100"/>
+      </w:tblGrid>
+      <w:tr>
+        <w:trPr>
+          <w:tblHeader/>
+        </w:trPr>
+        <w:tc>
+          <w:tcPr>
+            <w:tcW w:type="pct" w:w="22%"/>
+            <w:shd w:fill="1F2937" w:val="clear"/>
+            <w:tcMar>
+              <w:top w:type="dxa" w:w="100"/>
+              <w:left w:type="dxa" w:w="120"/>
+              <w:bottom w:type="dxa" w:w="100"/>
+              <w:right w:type="dxa" w:w="120"/>
+            </w:tcMar>
+          </w:tcPr>
+          <w:p>
+            <w:pPr>
+              <w:spacing w:after="0"/>
+            </w:pPr>
+            <w:r>
+              <w:rPr>
+                <w:b/>
+                <w:bCs/>
+                <w:color w:val="FFFFFF"/>
+                <w:sz w:val="19"/>
+                <w:szCs w:val="19"/>
+              </w:rPr>
+              <w:t xml:space="preserve">Intent</w:t>
+            </w:r>
+          </w:p>
+        </w:tc>
+        <w:tc>
+          <w:tcPr>
+            <w:tcW w:type="pct" w:w="30%"/>
+            <w:shd w:fill="1F2937" w:val="clear"/>
+            <w:tcMar>
+              <w:top w:type="dxa" w:w="100"/>
+              <w:left w:type="dxa" w:w="120"/>
+              <w:bottom w:type="dxa" w:w="100"/>
+              <w:right w:type="dxa" w:w="120"/>
+            </w:tcMar>
+          </w:tcPr>
+          <w:p>
+            <w:pPr>
+              <w:spacing w:after="0"/>
+            </w:pPr>
+            <w:r>
+              <w:rPr>
+                <w:b/>
+                <w:bCs/>
+                <w:color w:val="FFFFFF"/>
+                <w:sz w:val="19"/>
+                <w:szCs w:val="19"/>
+              </w:rPr>
+              <w:t xml:space="preserve">Agen dipanggil</w:t>
+            </w:r>
+          </w:p>
+        </w:tc>
+        <w:tc>
+          <w:tcPr>
+            <w:tcW w:type="pct" w:w="48%"/>
+            <w:shd w:fill="1F2937" w:val="clear"/>
+            <w:tcMar>
+              <w:top w:type="dxa" w:w="100"/>
+              <w:left w:type="dxa" w:w="120"/>
+              <w:bottom w:type="dxa" w:w="100"/>
+              <w:right w:type="dxa" w:w="120"/>
+            </w:tcMar>
+          </w:tcPr>
+          <w:p>
+            <w:pPr>
+              <w:spacing w:after="0"/>
+            </w:pPr>
+            <w:r>
+              <w:rPr>
+                <w:b/>
+                <w:bCs/>
+                <w:color w:val="FFFFFF"/>
+                <w:sz w:val="19"/>
+                <w:szCs w:val="19"/>
+              </w:rPr>
+              <w:t xml:space="preserve">Pola kata kunci</w:t>
+            </w:r>
+          </w:p>
+        </w:tc>
+      </w:tr>
+      <w:tr>
+        <w:tc>
+          <w:tcPr>
+            <w:tcW w:type="pct" w:w="22%"/>
+            <w:tcMar>
+              <w:top w:type="dxa" w:w="100"/>
+              <w:left w:type="dxa" w:w="120"/>
+              <w:bottom w:type="dxa" w:w="100"/>
+              <w:right w:type="dxa" w:w="120"/>
+            </w:tcMar>
+          </w:tcPr>
+          <w:p>
+            <w:pPr>
+              <w:spacing w:after="0"/>
+            </w:pPr>
+            <w:r>
+              <w:rPr>
+                <w:sz w:val="19"/>
+                <w:szCs w:val="19"/>
+              </w:rPr>
+              <w:t xml:space="preserve">diagnosis_cabang</w:t>
+            </w:r>
+          </w:p>
+        </w:tc>
+        <w:tc>
+          <w:tcPr>
+            <w:tcW w:type="pct" w:w="30%"/>
+            <w:tcMar>
+              <w:top w:type="dxa" w:w="100"/>
+              <w:left w:type="dxa" w:w="120"/>
+              <w:bottom w:type="dxa" w:w="100"/>
+              <w:right w:type="dxa" w:w="120"/>
+            </w:tcMar>
+          </w:tcPr>
+          <w:p>
+            <w:pPr>
+              <w:spacing w:after="0"/>
+            </w:pPr>
+            <w:r>
+              <w:rPr>
+                <w:sz w:val="19"/>
+                <w:szCs w:val="19"/>
+              </w:rPr>
+              <w:t xml:space="preserve">reputation, location, knowledge</w:t>
+            </w:r>
+          </w:p>
+        </w:tc>
+        <w:tc>
+          <w:tcPr>
+            <w:tcW w:type="pct" w:w="48%"/>
+            <w:tcMar>
+              <w:top w:type="dxa" w:w="100"/>
+              <w:left w:type="dxa" w:w="120"/>
+              <w:bottom w:type="dxa" w:w="100"/>
+              <w:right w:type="dxa" w:w="120"/>
+            </w:tcMar>
+          </w:tcPr>
+          <w:p>
+            <w:pPr>
+              <w:spacing w:after="0"/>
+            </w:pPr>
+            <w:r>
+              <w:rPr>
+                <w:sz w:val="19"/>
+                <w:szCs w:val="19"/>
+              </w:rPr>
+              <w:t xml:space="preserve">kenapa, mengapa, turun, naik, penyebab, diagnos</w:t>
+            </w:r>
+          </w:p>
+        </w:tc>
+      </w:tr>
+      <w:tr>
+        <w:tc>
+          <w:tcPr>
+            <w:tcW w:type="pct" w:w="22%"/>
+            <w:tcMar>
+              <w:top w:type="dxa" w:w="100"/>
+              <w:left w:type="dxa" w:w="120"/>
+              <w:bottom w:type="dxa" w:w="100"/>
+              <w:right w:type="dxa" w:w="120"/>
+            </w:tcMar>
+          </w:tcPr>
+          <w:p>
+            <w:pPr>
+              <w:spacing w:after="0"/>
+            </w:pPr>
+            <w:r>
+              <w:rPr>
+                <w:sz w:val="19"/>
+                <w:szCs w:val="19"/>
+              </w:rPr>
+              <w:t xml:space="preserve">bandingkan_lokasi</w:t>
+            </w:r>
+          </w:p>
+        </w:tc>
+        <w:tc>
+          <w:tcPr>
+            <w:tcW w:type="pct" w:w="30%"/>
+            <w:tcMar>
+              <w:top w:type="dxa" w:w="100"/>
+              <w:left w:type="dxa" w:w="120"/>
+              <w:bottom w:type="dxa" w:w="100"/>
+              <w:right w:type="dxa" w:w="120"/>
+            </w:tcMar>
+          </w:tcPr>
+          <w:p>
+            <w:pPr>
+              <w:spacing w:after="0"/>
+            </w:pPr>
+            <w:r>
+              <w:rPr>
+                <w:sz w:val="19"/>
+                <w:szCs w:val="19"/>
+              </w:rPr>
+              <w:t xml:space="preserve">location</w:t>
+            </w:r>
+          </w:p>
+        </w:tc>
+        <w:tc>
+          <w:tcPr>
+            <w:tcW w:type="pct" w:w="48%"/>
+            <w:tcMar>
+              <w:top w:type="dxa" w:w="100"/>
+              <w:left w:type="dxa" w:w="120"/>
+              <w:bottom w:type="dxa" w:w="100"/>
+              <w:right w:type="dxa" w:w="120"/>
+            </w:tcMar>
+          </w:tcPr>
+          <w:p>
+            <w:pPr>
+              <w:spacing w:after="0"/>
+            </w:pPr>
+            <w:r>
+              <w:rPr>
+                <w:sz w:val="19"/>
+                <w:szCs w:val="19"/>
+              </w:rPr>
+              <w:t xml:space="preserve">bandingkan, dibandingkan, versus, mana yang lebih</w:t>
+            </w:r>
+          </w:p>
+        </w:tc>
+      </w:tr>
+      <w:tr>
+        <w:tc>
+          <w:tcPr>
+            <w:tcW w:type="pct" w:w="22%"/>
+            <w:tcMar>
+              <w:top w:type="dxa" w:w="100"/>
+              <w:left w:type="dxa" w:w="120"/>
+              <w:bottom w:type="dxa" w:w="100"/>
+              <w:right w:type="dxa" w:w="120"/>
+            </w:tcMar>
+          </w:tcPr>
+          <w:p>
+            <w:pPr>
+              <w:spacing w:after="0"/>
+            </w:pPr>
+            <w:r>
+              <w:rPr>
+                <w:sz w:val="19"/>
+                <w:szCs w:val="19"/>
+              </w:rPr>
+              <w:t xml:space="preserve">cari_lokasi</w:t>
+            </w:r>
+          </w:p>
+        </w:tc>
+        <w:tc>
+          <w:tcPr>
+            <w:tcW w:type="pct" w:w="30%"/>
+            <w:tcMar>
+              <w:top w:type="dxa" w:w="100"/>
+              <w:left w:type="dxa" w:w="120"/>
+              <w:bottom w:type="dxa" w:w="100"/>
+              <w:right w:type="dxa" w:w="120"/>
+            </w:tcMar>
+          </w:tcPr>
+          <w:p>
+            <w:pPr>
+              <w:spacing w:after="0"/>
+            </w:pPr>
+            <w:r>
+              <w:rPr>
+                <w:sz w:val="19"/>
+                <w:szCs w:val="19"/>
+              </w:rPr>
+              <w:t xml:space="preserve">location</w:t>
+            </w:r>
+          </w:p>
+        </w:tc>
+        <w:tc>
+          <w:tcPr>
+            <w:tcW w:type="pct" w:w="48%"/>
+            <w:tcMar>
+              <w:top w:type="dxa" w:w="100"/>
+              <w:left w:type="dxa" w:w="120"/>
+              <w:bottom w:type="dxa" w:w="100"/>
+              <w:right w:type="dxa" w:w="120"/>
+            </w:tcMar>
+          </w:tcPr>
+          <w:p>
+            <w:pPr>
+              <w:spacing w:after="0"/>
+            </w:pPr>
+            <w:r>
+              <w:rPr>
+                <w:sz w:val="19"/>
+                <w:szCs w:val="19"/>
+              </w:rPr>
+              <w:t xml:space="preserve">cari lokasi, kandidat, ekspansi, cabang baru, buka di</w:t>
+            </w:r>
+          </w:p>
+        </w:tc>
+      </w:tr>
+      <w:tr>
+        <w:tc>
+          <w:tcPr>
+            <w:tcW w:type="pct" w:w="22%"/>
+            <w:tcMar>
+              <w:top w:type="dxa" w:w="100"/>
+              <w:left w:type="dxa" w:w="120"/>
+              <w:bottom w:type="dxa" w:w="100"/>
+              <w:right w:type="dxa" w:w="120"/>
+            </w:tcMar>
+          </w:tcPr>
+          <w:p>
+            <w:pPr>
+              <w:spacing w:after="0"/>
+            </w:pPr>
+            <w:r>
+              <w:rPr>
+                <w:sz w:val="19"/>
+                <w:szCs w:val="19"/>
+              </w:rPr>
+              <w:t xml:space="preserve">pertanyaan_kebijakan</w:t>
+            </w:r>
+          </w:p>
+        </w:tc>
+        <w:tc>
+          <w:tcPr>
+            <w:tcW w:type="pct" w:w="30%"/>
+            <w:tcMar>
+              <w:top w:type="dxa" w:w="100"/>
+              <w:left w:type="dxa" w:w="120"/>
+              <w:bottom w:type="dxa" w:w="100"/>
+              <w:right w:type="dxa" w:w="120"/>
+            </w:tcMar>
+          </w:tcPr>
+          <w:p>
+            <w:pPr>
+              <w:spacing w:after="0"/>
+            </w:pPr>
+            <w:r>
+              <w:rPr>
+                <w:sz w:val="19"/>
+                <w:szCs w:val="19"/>
+              </w:rPr>
+              <w:t xml:space="preserve">knowledge</w:t>
+            </w:r>
+          </w:p>
+        </w:tc>
+        <w:tc>
+          <w:tcPr>
+            <w:tcW w:type="pct" w:w="48%"/>
+            <w:tcMar>
+              <w:top w:type="dxa" w:w="100"/>
+              <w:left w:type="dxa" w:w="120"/>
+              <w:bottom w:type="dxa" w:w="100"/>
+              <w:right w:type="dxa" w:w="120"/>
+            </w:tcMar>
+          </w:tcPr>
+          <w:p>
+            <w:pPr>
+              <w:spacing w:after="0"/>
+            </w:pPr>
+            <w:r>
+              <w:rPr>
+                <w:sz w:val="19"/>
+                <w:szCs w:val="19"/>
+              </w:rPr>
+              <w:t xml:space="preserve">sop, boleh, aturan, kebijakan, refund, syarat, prosedur</w:t>
+            </w:r>
+          </w:p>
+        </w:tc>
+      </w:tr>
+      <w:tr>
+        <w:tc>
+          <w:tcPr>
+            <w:tcW w:type="pct" w:w="22%"/>
+            <w:tcMar>
+              <w:top w:type="dxa" w:w="100"/>
+              <w:left w:type="dxa" w:w="120"/>
+              <w:bottom w:type="dxa" w:w="100"/>
+              <w:right w:type="dxa" w:w="120"/>
+            </w:tcMar>
+          </w:tcPr>
+          <w:p>
+            <w:pPr>
+              <w:spacing w:after="0"/>
+            </w:pPr>
+            <w:r>
+              <w:rPr>
+                <w:sz w:val="19"/>
+                <w:szCs w:val="19"/>
+              </w:rPr>
+              <w:t xml:space="preserve">ringkas_review</w:t>
+            </w:r>
+          </w:p>
+        </w:tc>
+        <w:tc>
+          <w:tcPr>
+            <w:tcW w:type="pct" w:w="30%"/>
+            <w:tcMar>
+              <w:top w:type="dxa" w:w="100"/>
+              <w:left w:type="dxa" w:w="120"/>
+              <w:bottom w:type="dxa" w:w="100"/>
+              <w:right w:type="dxa" w:w="120"/>
+            </w:tcMar>
+          </w:tcPr>
+          <w:p>
+            <w:pPr>
+              <w:spacing w:after="0"/>
+            </w:pPr>
+            <w:r>
+              <w:rPr>
+                <w:sz w:val="19"/>
+                <w:szCs w:val="19"/>
+              </w:rPr>
+              <w:t xml:space="preserve">reputation</w:t>
+            </w:r>
+          </w:p>
+        </w:tc>
+        <w:tc>
+          <w:tcPr>
+            <w:tcW w:type="pct" w:w="48%"/>
+            <w:tcMar>
+              <w:top w:type="dxa" w:w="100"/>
+              <w:left w:type="dxa" w:w="120"/>
+              <w:bottom w:type="dxa" w:w="100"/>
+              <w:right w:type="dxa" w:w="120"/>
+            </w:tcMar>
+          </w:tcPr>
+          <w:p>
+            <w:pPr>
+              <w:spacing w:after="0"/>
+            </w:pPr>
+            <w:r>
+              <w:rPr>
+                <w:sz w:val="19"/>
+                <w:szCs w:val="19"/>
+              </w:rPr>
+              <w:t xml:space="preserve">ringkas, keluhan, review, tema, rating, sentimen</w:t>
+            </w:r>
+          </w:p>
+        </w:tc>
+      </w:tr>
+      <w:tr>
+        <w:tc>
+          <w:tcPr>
+            <w:tcW w:type="pct" w:w="22%"/>
+            <w:tcMar>
+              <w:top w:type="dxa" w:w="100"/>
+              <w:left w:type="dxa" w:w="120"/>
+              <w:bottom w:type="dxa" w:w="100"/>
+              <w:right w:type="dxa" w:w="120"/>
+            </w:tcMar>
+          </w:tcPr>
+          <w:p>
+            <w:pPr>
+              <w:spacing w:after="0"/>
+            </w:pPr>
+            <w:r>
+              <w:rPr>
+                <w:sz w:val="19"/>
+                <w:szCs w:val="19"/>
+              </w:rPr>
+              <w:t xml:space="preserve">lain (tidak cocok)</w:t>
+            </w:r>
+          </w:p>
+        </w:tc>
+        <w:tc>
+          <w:tcPr>
+            <w:tcW w:type="pct" w:w="30%"/>
+            <w:tcMar>
+              <w:top w:type="dxa" w:w="100"/>
+              <w:left w:type="dxa" w:w="120"/>
+              <w:bottom w:type="dxa" w:w="100"/>
+              <w:right w:type="dxa" w:w="120"/>
+            </w:tcMar>
+          </w:tcPr>
+          <w:p>
+            <w:pPr>
+              <w:spacing w:after="0"/>
+            </w:pPr>
+            <w:r>
+              <w:rPr>
+                <w:sz w:val="19"/>
+                <w:szCs w:val="19"/>
+              </w:rPr>
+              <w:t xml:space="preserve">knowledge</w:t>
+            </w:r>
+          </w:p>
+        </w:tc>
+        <w:tc>
+          <w:tcPr>
+            <w:tcW w:type="pct" w:w="48%"/>
+            <w:tcMar>
+              <w:top w:type="dxa" w:w="100"/>
+              <w:left w:type="dxa" w:w="120"/>
+              <w:bottom w:type="dxa" w:w="100"/>
+              <w:right w:type="dxa" w:w="120"/>
+            </w:tcMar>
+          </w:tcPr>
+          <w:p>
+            <w:pPr>
+              <w:spacing w:after="0"/>
+            </w:pPr>
+            <w:r>
+              <w:rPr>
+                <w:sz w:val="19"/>
+                <w:szCs w:val="19"/>
+              </w:rPr>
+              <w:t xml:space="preserve">— pilihan aman: satu agen, bukan nol</w:t>
+            </w:r>
+          </w:p>
+        </w:tc>
+      </w:tr>
+    </w:tbl>
+    <w:p>
+      <w:pPr>
+        <w:spacing w:after="120"/>
+      </w:pPr>
+    </w:p>
+    <w:p>
+      <w:pPr>
+        <w:spacing w:after="120"/>
+      </w:pPr>
+      <w:r>
+        <w:t xml:space="preserve">Routing sengaja condong memanggil satu agen berlebih daripada kurang: tool call yang mubazir hanya memakan sedikit biaya, sedangkan agen yang tidak dipanggil menghasilkan jawaban berlubang yang tidak terlihat siapa pun. Nama cabang dideteksi terpisah lewat detectOutlet() — cocok pada nama, nama pendek, atau kode outlet.</w:t>
+      </w:r>
+    </w:p>
+    <w:p>
+      <w:pPr>
+        <w:spacing w:after="200"/>
+      </w:pPr>
+      <w:r>
+        <w:rPr>
+          <w:i/>
+          <w:iCs/>
+          <w:color w:val="6B7280"/>
+          <w:sz w:val="18"/>
+          <w:szCs w:val="18"/>
+        </w:rPr>
+        <w:t xml:space="preserve">Sumber: packages/core/src/agents/intent.js</w:t>
+      </w:r>
+    </w:p>
+    <w:p>
+      <w:pPr>
+        <w:pStyle w:val="Heading2"/>
+        <w:spacing w:after="120" w:before="240"/>
+      </w:pPr>
+      <w:r>
+        <w:t xml:space="preserve">11.3 Kenapa jawabannya tidak ditulis model</w:t>
+      </w:r>
+    </w:p>
+    <w:p>
+      <w:pPr>
+        <w:spacing w:after="120"/>
+      </w:pPr>
+      <w:r>
+        <w:t xml:space="preserve">Jawaban layar 10 dirakit dari temuan agen: satu kalimat pembuka (menyebut cabang bila ada), lalu teks setiap temuan, lalu catatan untuk sumber yang tidak tersedia. Temuan itu sendiri sudah berbahasa Indonesia dari packages/core/src/i18n, dan angkanya berasal dari aritmetika — klasterisasi tema, tren rating, skor lokasi, jarak kanibalisasi.</w:t>
+      </w:r>
+    </w:p>
+    <w:p>
+      <w:pPr>
+        <w:spacing w:after="120"/>
+      </w:pPr>
+      <w:r>
+        <w:t xml:space="preserve">Keputusan ini tercatat di plan.md 2026-07-30: model bahasa hanya dipakai di dua titik tempat ia benar-benar menambah nilai — draf balasan review dan jawaban bersitasi. Klasterisasi dan aritmetika tetap deterministik karena hasilnya bisa diverifikasi, sedangkan keluaran model harus diperiksa ulang. Konsekuensinya untuk demo: jejak eksekusi di layar 10 tidak akan pernah memuat baris gemini.generate.</w:t>
+      </w:r>
+    </w:p>
+    <w:p>
+      <w:pPr>
+        <w:pStyle w:val="Heading2"/>
+        <w:spacing w:after="120" w:before="240"/>
+      </w:pPr>
+      <w:r>
+        <w:t xml:space="preserve">11.4 Aksi yang ditawarkan sesudah jawaban</w:t>
+      </w:r>
+    </w:p>
+    <w:p>
+      <w:pPr>
+        <w:spacing w:after="120"/>
+      </w:pPr>
+      <w:r>
+        <w:t xml:space="preserve">AC-7.3 menuntut setiap jawaban menawarkan minimal satu aksi, dan aksinya diturunkan dari apa yang benar-benar ditemukan — bukan menu tetap. "Tunjukkan di peta" hanya muncul bila ada outlet yang teridentifikasi; "lihat review" hanya bila review termasuk sumbernya. Jawaban yang ditolak tetap mendapat satu aksi, yaitu melaporkan celah pengetahuan, sehingga jalan buntu jadi rute perbaikan korpus.</w:t>
+      </w:r>
+    </w:p>
+    <w:p>
+      <w:pPr>
+        <w:spacing w:after="200"/>
+      </w:pPr>
+      <w:r>
+        <w:rPr>
+          <w:i/>
+          <w:iCs/>
+          <w:color w:val="6B7280"/>
+          <w:sz w:val="18"/>
+          <w:szCs w:val="18"/>
+        </w:rPr>
+        <w:t xml:space="preserve">Sumber: packages/core/src/agents/answerActions.js</w:t>
+      </w:r>
+    </w:p>
+    <w:p>
+      <w:pPr>
+        <w:pStyle w:val="Heading1"/>
+        <w:spacing w:after="160" w:before="360"/>
+      </w:pPr>
+      <w:r>
+        <w:t xml:space="preserve">12. Peta Layar → Agen → Model</w:t>
+      </w:r>
+    </w:p>
+    <w:p>
+      <w:pPr>
+        <w:spacing w:after="120"/>
+      </w:pPr>
+      <w:r>
+        <w:t xml:space="preserve">Empat belas layar, tetapi hanya tiga yang benar-benar memanggil Gemini. Tabel ini memisahkan layar yang menjalankan agen dari layar yang membaca hasil aritmetika, dan menyebut model mana yang dipakai di mana.</w:t>
+      </w:r>
+    </w:p>
+    <w:tbl>
+      <w:tblPr>
+        <w:tblW w:type="pct" w:w="100%"/>
+        <w:tblBorders>
+          <w:top w:val="single" w:color="D1D5DB" w:sz="4"/>
+          <w:left w:val="single" w:color="D1D5DB" w:sz="4"/>
+          <w:bottom w:val="single" w:color="D1D5DB" w:sz="4"/>
+          <w:right w:val="single" w:color="D1D5DB" w:sz="4"/>
+          <w:insideH w:val="single" w:color="D1D5DB" w:sz="4"/>
+          <w:insideV w:val="single" w:color="D1D5DB" w:sz="4"/>
+        </w:tblBorders>
+      </w:tblPr>
+      <w:tblGrid>
+        <w:gridCol w:w="100"/>
+        <w:gridCol w:w="100"/>
+        <w:gridCol w:w="100"/>
+        <w:gridCol w:w="100"/>
+      </w:tblGrid>
+      <w:tr>
+        <w:trPr>
+          <w:tblHeader/>
+        </w:trPr>
+        <w:tc>
+          <w:tcPr>
+            <w:tcW w:type="pct" w:w="26%"/>
+            <w:shd w:fill="1F2937" w:val="clear"/>
+            <w:tcMar>
+              <w:top w:type="dxa" w:w="100"/>
+              <w:left w:type="dxa" w:w="120"/>
+              <w:bottom w:type="dxa" w:w="100"/>
+              <w:right w:type="dxa" w:w="120"/>
+            </w:tcMar>
+          </w:tcPr>
+          <w:p>
+            <w:pPr>
+              <w:spacing w:after="0"/>
+            </w:pPr>
+            <w:r>
+              <w:rPr>
+                <w:b/>
+                <w:bCs/>
+                <w:color w:val="FFFFFF"/>
+                <w:sz w:val="19"/>
+                <w:szCs w:val="19"/>
+              </w:rPr>
+              <w:t xml:space="preserve">Layar</w:t>
+            </w:r>
+          </w:p>
+        </w:tc>
+        <w:tc>
+          <w:tcPr>
+            <w:tcW w:type="pct" w:w="26%"/>
+            <w:shd w:fill="1F2937" w:val="clear"/>
+            <w:tcMar>
+              <w:top w:type="dxa" w:w="100"/>
+              <w:left w:type="dxa" w:w="120"/>
+              <w:bottom w:type="dxa" w:w="100"/>
+              <w:right w:type="dxa" w:w="120"/>
+            </w:tcMar>
+          </w:tcPr>
+          <w:p>
+            <w:pPr>
+              <w:spacing w:after="0"/>
+            </w:pPr>
+            <w:r>
+              <w:rPr>
+                <w:b/>
+                <w:bCs/>
+                <w:color w:val="FFFFFF"/>
+                <w:sz w:val="19"/>
+                <w:szCs w:val="19"/>
+              </w:rPr>
+              <w:t xml:space="preserve">Agen / layanan</w:t>
+            </w:r>
+          </w:p>
+        </w:tc>
+        <w:tc>
+          <w:tcPr>
+            <w:tcW w:type="pct" w:w="26%"/>
+            <w:shd w:fill="1F2937" w:val="clear"/>
+            <w:tcMar>
+              <w:top w:type="dxa" w:w="100"/>
+              <w:left w:type="dxa" w:w="120"/>
+              <w:bottom w:type="dxa" w:w="100"/>
+              <w:right w:type="dxa" w:w="120"/>
+            </w:tcMar>
+          </w:tcPr>
+          <w:p>
+            <w:pPr>
+              <w:spacing w:after="0"/>
+            </w:pPr>
+            <w:r>
+              <w:rPr>
+                <w:b/>
+                <w:bCs/>
+                <w:color w:val="FFFFFF"/>
+                <w:sz w:val="19"/>
+                <w:szCs w:val="19"/>
+              </w:rPr>
+              <w:t xml:space="preserve">Panggil Gemini?</w:t>
+            </w:r>
+          </w:p>
+        </w:tc>
+        <w:tc>
+          <w:tcPr>
+            <w:tcW w:type="pct" w:w="22%"/>
+            <w:shd w:fill="1F2937" w:val="clear"/>
+            <w:tcMar>
+              <w:top w:type="dxa" w:w="100"/>
+              <w:left w:type="dxa" w:w="120"/>
+              <w:bottom w:type="dxa" w:w="100"/>
+              <w:right w:type="dxa" w:w="120"/>
+            </w:tcMar>
+          </w:tcPr>
+          <w:p>
+            <w:pPr>
+              <w:spacing w:after="0"/>
+            </w:pPr>
+            <w:r>
+              <w:rPr>
+                <w:b/>
+                <w:bCs/>
+                <w:color w:val="FFFFFF"/>
+                <w:sz w:val="19"/>
+                <w:szCs w:val="19"/>
+              </w:rPr>
+              <w:t xml:space="preserve">Model</w:t>
+            </w:r>
+          </w:p>
+        </w:tc>
+      </w:tr>
+      <w:tr>
+        <w:tc>
+          <w:tcPr>
+            <w:tcW w:type="pct" w:w="26%"/>
+            <w:tcMar>
+              <w:top w:type="dxa" w:w="100"/>
+              <w:left w:type="dxa" w:w="120"/>
+              <w:bottom w:type="dxa" w:w="100"/>
+              <w:right w:type="dxa" w:w="120"/>
+            </w:tcMar>
+          </w:tcPr>
+          <w:p>
+            <w:pPr>
+              <w:spacing w:after="0"/>
+            </w:pPr>
+            <w:r>
+              <w:rPr>
+                <w:sz w:val="19"/>
+                <w:szCs w:val="19"/>
+              </w:rPr>
+              <w:t xml:space="preserve">05 · Kotak masuk review</w:t>
+            </w:r>
+          </w:p>
+        </w:tc>
+        <w:tc>
+          <w:tcPr>
+            <w:tcW w:type="pct" w:w="26%"/>
+            <w:tcMar>
+              <w:top w:type="dxa" w:w="100"/>
+              <w:left w:type="dxa" w:w="120"/>
+              <w:bottom w:type="dxa" w:w="100"/>
+              <w:right w:type="dxa" w:w="120"/>
+            </w:tcMar>
+          </w:tcPr>
+          <w:p>
+            <w:pPr>
+              <w:spacing w:after="0"/>
+            </w:pPr>
+            <w:r>
+              <w:rPr>
+                <w:sz w:val="19"/>
+                <w:szCs w:val="19"/>
+              </w:rPr>
+              <w:t xml:space="preserve">reputation</w:t>
+            </w:r>
+          </w:p>
+        </w:tc>
+        <w:tc>
+          <w:tcPr>
+            <w:tcW w:type="pct" w:w="26%"/>
+            <w:tcMar>
+              <w:top w:type="dxa" w:w="100"/>
+              <w:left w:type="dxa" w:w="120"/>
+              <w:bottom w:type="dxa" w:w="100"/>
+              <w:right w:type="dxa" w:w="120"/>
+            </w:tcMar>
+          </w:tcPr>
+          <w:p>
+            <w:pPr>
+              <w:spacing w:after="0"/>
+            </w:pPr>
+            <w:r>
+              <w:rPr>
+                <w:sz w:val="19"/>
+                <w:szCs w:val="19"/>
+              </w:rPr>
+              <w:t xml:space="preserve">Ya — draf balasan</w:t>
+            </w:r>
+          </w:p>
+        </w:tc>
+        <w:tc>
+          <w:tcPr>
+            <w:tcW w:type="pct" w:w="22%"/>
+            <w:tcMar>
+              <w:top w:type="dxa" w:w="100"/>
+              <w:left w:type="dxa" w:w="120"/>
+              <w:bottom w:type="dxa" w:w="100"/>
+              <w:right w:type="dxa" w:w="120"/>
+            </w:tcMar>
+          </w:tcPr>
+          <w:p>
+            <w:pPr>
+              <w:spacing w:after="0"/>
+            </w:pPr>
+            <w:r>
+              <w:rPr>
+                <w:sz w:val="19"/>
+                <w:szCs w:val="19"/>
+              </w:rPr>
+              <w:t xml:space="preserve">gemini-3.5-flash-lite</w:t>
+            </w:r>
+          </w:p>
+        </w:tc>
+      </w:tr>
+      <w:tr>
+        <w:tc>
+          <w:tcPr>
+            <w:tcW w:type="pct" w:w="26%"/>
+            <w:tcMar>
+              <w:top w:type="dxa" w:w="100"/>
+              <w:left w:type="dxa" w:w="120"/>
+              <w:bottom w:type="dxa" w:w="100"/>
+              <w:right w:type="dxa" w:w="120"/>
+            </w:tcMar>
+          </w:tcPr>
+          <w:p>
+            <w:pPr>
+              <w:spacing w:after="0"/>
+            </w:pPr>
+            <w:r>
+              <w:rPr>
+                <w:sz w:val="19"/>
+                <w:szCs w:val="19"/>
+              </w:rPr>
+              <w:t xml:space="preserve">06 · Draft balasan AI</w:t>
+            </w:r>
+          </w:p>
+        </w:tc>
+        <w:tc>
+          <w:tcPr>
+            <w:tcW w:type="pct" w:w="26%"/>
+            <w:tcMar>
+              <w:top w:type="dxa" w:w="100"/>
+              <w:left w:type="dxa" w:w="120"/>
+              <w:bottom w:type="dxa" w:w="100"/>
+              <w:right w:type="dxa" w:w="120"/>
+            </w:tcMar>
+          </w:tcPr>
+          <w:p>
+            <w:pPr>
+              <w:spacing w:after="0"/>
+            </w:pPr>
+            <w:r>
+              <w:rPr>
+                <w:sz w:val="19"/>
+                <w:szCs w:val="19"/>
+              </w:rPr>
+              <w:t xml:space="preserve">reputation</w:t>
+            </w:r>
+          </w:p>
+        </w:tc>
+        <w:tc>
+          <w:tcPr>
+            <w:tcW w:type="pct" w:w="26%"/>
+            <w:tcMar>
+              <w:top w:type="dxa" w:w="100"/>
+              <w:left w:type="dxa" w:w="120"/>
+              <w:bottom w:type="dxa" w:w="100"/>
+              <w:right w:type="dxa" w:w="120"/>
+            </w:tcMar>
+          </w:tcPr>
+          <w:p>
+            <w:pPr>
+              <w:spacing w:after="0"/>
+            </w:pPr>
+            <w:r>
+              <w:rPr>
+                <w:sz w:val="19"/>
+                <w:szCs w:val="19"/>
+              </w:rPr>
+              <w:t xml:space="preserve">Ya — draf balasan</w:t>
+            </w:r>
+          </w:p>
+        </w:tc>
+        <w:tc>
+          <w:tcPr>
+            <w:tcW w:type="pct" w:w="22%"/>
+            <w:tcMar>
+              <w:top w:type="dxa" w:w="100"/>
+              <w:left w:type="dxa" w:w="120"/>
+              <w:bottom w:type="dxa" w:w="100"/>
+              <w:right w:type="dxa" w:w="120"/>
+            </w:tcMar>
+          </w:tcPr>
+          <w:p>
+            <w:pPr>
+              <w:spacing w:after="0"/>
+            </w:pPr>
+            <w:r>
+              <w:rPr>
+                <w:sz w:val="19"/>
+                <w:szCs w:val="19"/>
+              </w:rPr>
+              <w:t xml:space="preserve">gemini-3.5-flash-lite</w:t>
+            </w:r>
+          </w:p>
+        </w:tc>
+      </w:tr>
+      <w:tr>
+        <w:tc>
+          <w:tcPr>
+            <w:tcW w:type="pct" w:w="26%"/>
+            <w:tcMar>
+              <w:top w:type="dxa" w:w="100"/>
+              <w:left w:type="dxa" w:w="120"/>
+              <w:bottom w:type="dxa" w:w="100"/>
+              <w:right w:type="dxa" w:w="120"/>
+            </w:tcMar>
+          </w:tcPr>
+          <w:p>
+            <w:pPr>
+              <w:spacing w:after="0"/>
+            </w:pPr>
+            <w:r>
+              <w:rPr>
+                <w:sz w:val="19"/>
+                <w:szCs w:val="19"/>
+              </w:rPr>
+              <w:t xml:space="preserve">12 · Jawaban bersitasi</w:t>
+            </w:r>
+          </w:p>
+        </w:tc>
+        <w:tc>
+          <w:tcPr>
+            <w:tcW w:type="pct" w:w="26%"/>
+            <w:tcMar>
+              <w:top w:type="dxa" w:w="100"/>
+              <w:left w:type="dxa" w:w="120"/>
+              <w:bottom w:type="dxa" w:w="100"/>
+              <w:right w:type="dxa" w:w="120"/>
+            </w:tcMar>
+          </w:tcPr>
+          <w:p>
+            <w:pPr>
+              <w:spacing w:after="0"/>
+            </w:pPr>
+            <w:r>
+              <w:rPr>
+                <w:sz w:val="19"/>
+                <w:szCs w:val="19"/>
+              </w:rPr>
+              <w:t xml:space="preserve">knowledge</w:t>
+            </w:r>
+          </w:p>
+        </w:tc>
+        <w:tc>
+          <w:tcPr>
+            <w:tcW w:type="pct" w:w="26%"/>
+            <w:tcMar>
+              <w:top w:type="dxa" w:w="100"/>
+              <w:left w:type="dxa" w:w="120"/>
+              <w:bottom w:type="dxa" w:w="100"/>
+              <w:right w:type="dxa" w:w="120"/>
+            </w:tcMar>
+          </w:tcPr>
+          <w:p>
+            <w:pPr>
+              <w:spacing w:after="0"/>
+            </w:pPr>
+            <w:r>
+              <w:rPr>
+                <w:sz w:val="19"/>
+                <w:szCs w:val="19"/>
+              </w:rPr>
+              <w:t xml:space="preserve">Ya — jawaban bersitasi</w:t>
+            </w:r>
+          </w:p>
+        </w:tc>
+        <w:tc>
+          <w:tcPr>
+            <w:tcW w:type="pct" w:w="22%"/>
+            <w:tcMar>
+              <w:top w:type="dxa" w:w="100"/>
+              <w:left w:type="dxa" w:w="120"/>
+              <w:bottom w:type="dxa" w:w="100"/>
+              <w:right w:type="dxa" w:w="120"/>
+            </w:tcMar>
+          </w:tcPr>
+          <w:p>
+            <w:pPr>
+              <w:spacing w:after="0"/>
+            </w:pPr>
+            <w:r>
+              <w:rPr>
+                <w:sz w:val="19"/>
+                <w:szCs w:val="19"/>
+              </w:rPr>
+              <w:t xml:space="preserve">gemini-3.5-flash</w:t>
+            </w:r>
+          </w:p>
+        </w:tc>
+      </w:tr>
+      <w:tr>
+        <w:tc>
+          <w:tcPr>
+            <w:tcW w:type="pct" w:w="26%"/>
+            <w:tcMar>
+              <w:top w:type="dxa" w:w="100"/>
+              <w:left w:type="dxa" w:w="120"/>
+              <w:bottom w:type="dxa" w:w="100"/>
+              <w:right w:type="dxa" w:w="120"/>
+            </w:tcMar>
+          </w:tcPr>
+          <w:p>
+            <w:pPr>
+              <w:spacing w:after="0"/>
+            </w:pPr>
+            <w:r>
+              <w:rPr>
+                <w:sz w:val="19"/>
+                <w:szCs w:val="19"/>
+              </w:rPr>
+              <w:t xml:space="preserve">10 · Chat agen</w:t>
+            </w:r>
+          </w:p>
+        </w:tc>
+        <w:tc>
+          <w:tcPr>
+            <w:tcW w:type="pct" w:w="26%"/>
+            <w:tcMar>
+              <w:top w:type="dxa" w:w="100"/>
+              <w:left w:type="dxa" w:w="120"/>
+              <w:bottom w:type="dxa" w:w="100"/>
+              <w:right w:type="dxa" w:w="120"/>
+            </w:tcMar>
+          </w:tcPr>
+          <w:p>
+            <w:pPr>
+              <w:spacing w:after="0"/>
+            </w:pPr>
+            <w:r>
+              <w:rPr>
+                <w:sz w:val="19"/>
+                <w:szCs w:val="19"/>
+              </w:rPr>
+              <w:t xml:space="preserve">supervisor + 3 agen</w:t>
+            </w:r>
+          </w:p>
+        </w:tc>
+        <w:tc>
+          <w:tcPr>
+            <w:tcW w:type="pct" w:w="26%"/>
+            <w:tcMar>
+              <w:top w:type="dxa" w:w="100"/>
+              <w:left w:type="dxa" w:w="120"/>
+              <w:bottom w:type="dxa" w:w="100"/>
+              <w:right w:type="dxa" w:w="120"/>
+            </w:tcMar>
+          </w:tcPr>
+          <w:p>
+            <w:pPr>
+              <w:spacing w:after="0"/>
+            </w:pPr>
+            <w:r>
+              <w:rPr>
+                <w:sz w:val="19"/>
+                <w:szCs w:val="19"/>
+              </w:rPr>
+              <w:t xml:space="preserve">Tidak</w:t>
+            </w:r>
+          </w:p>
+        </w:tc>
+        <w:tc>
+          <w:tcPr>
+            <w:tcW w:type="pct" w:w="22%"/>
+            <w:tcMar>
+              <w:top w:type="dxa" w:w="100"/>
+              <w:left w:type="dxa" w:w="120"/>
+              <w:bottom w:type="dxa" w:w="100"/>
+              <w:right w:type="dxa" w:w="120"/>
+            </w:tcMar>
+          </w:tcPr>
+          <w:p>
+            <w:pPr>
+              <w:spacing w:after="0"/>
+            </w:pPr>
+            <w:r>
+              <w:rPr>
+                <w:sz w:val="19"/>
+                <w:szCs w:val="19"/>
+              </w:rPr>
+              <w:t xml:space="preserve">—</w:t>
+            </w:r>
+          </w:p>
+        </w:tc>
+      </w:tr>
+      <w:tr>
+        <w:tc>
+          <w:tcPr>
+            <w:tcW w:type="pct" w:w="26%"/>
+            <w:tcMar>
+              <w:top w:type="dxa" w:w="100"/>
+              <w:left w:type="dxa" w:w="120"/>
+              <w:bottom w:type="dxa" w:w="100"/>
+              <w:right w:type="dxa" w:w="120"/>
+            </w:tcMar>
+          </w:tcPr>
+          <w:p>
+            <w:pPr>
+              <w:spacing w:after="0"/>
+            </w:pPr>
+            <w:r>
+              <w:rPr>
+                <w:sz w:val="19"/>
+                <w:szCs w:val="19"/>
+              </w:rPr>
+              <w:t xml:space="preserve">02 · Briefing Pagi</w:t>
+            </w:r>
+          </w:p>
+        </w:tc>
+        <w:tc>
+          <w:tcPr>
+            <w:tcW w:type="pct" w:w="26%"/>
+            <w:tcMar>
+              <w:top w:type="dxa" w:w="100"/>
+              <w:left w:type="dxa" w:w="120"/>
+              <w:bottom w:type="dxa" w:w="100"/>
+              <w:right w:type="dxa" w:w="120"/>
+            </w:tcMar>
+          </w:tcPr>
+          <w:p>
+            <w:pPr>
+              <w:spacing w:after="0"/>
+            </w:pPr>
+            <w:r>
+              <w:rPr>
+                <w:sz w:val="19"/>
+                <w:szCs w:val="19"/>
+              </w:rPr>
+              <w:t xml:space="preserve">siklus malam</w:t>
+            </w:r>
+          </w:p>
+        </w:tc>
+        <w:tc>
+          <w:tcPr>
+            <w:tcW w:type="pct" w:w="26%"/>
+            <w:tcMar>
+              <w:top w:type="dxa" w:w="100"/>
+              <w:left w:type="dxa" w:w="120"/>
+              <w:bottom w:type="dxa" w:w="100"/>
+              <w:right w:type="dxa" w:w="120"/>
+            </w:tcMar>
+          </w:tcPr>
+          <w:p>
+            <w:pPr>
+              <w:spacing w:after="0"/>
+            </w:pPr>
+            <w:r>
+              <w:rPr>
+                <w:sz w:val="19"/>
+                <w:szCs w:val="19"/>
+              </w:rPr>
+              <w:t xml:space="preserve">Tidak</w:t>
+            </w:r>
+          </w:p>
+        </w:tc>
+        <w:tc>
+          <w:tcPr>
+            <w:tcW w:type="pct" w:w="22%"/>
+            <w:tcMar>
+              <w:top w:type="dxa" w:w="100"/>
+              <w:left w:type="dxa" w:w="120"/>
+              <w:bottom w:type="dxa" w:w="100"/>
+              <w:right w:type="dxa" w:w="120"/>
+            </w:tcMar>
+          </w:tcPr>
+          <w:p>
+            <w:pPr>
+              <w:spacing w:after="0"/>
+            </w:pPr>
+            <w:r>
+              <w:rPr>
+                <w:sz w:val="19"/>
+                <w:szCs w:val="19"/>
+              </w:rPr>
+              <w:t xml:space="preserve">—</w:t>
+            </w:r>
+          </w:p>
+        </w:tc>
+      </w:tr>
+      <w:tr>
+        <w:tc>
+          <w:tcPr>
+            <w:tcW w:type="pct" w:w="26%"/>
+            <w:tcMar>
+              <w:top w:type="dxa" w:w="100"/>
+              <w:left w:type="dxa" w:w="120"/>
+              <w:bottom w:type="dxa" w:w="100"/>
+              <w:right w:type="dxa" w:w="120"/>
+            </w:tcMar>
+          </w:tcPr>
+          <w:p>
+            <w:pPr>
+              <w:spacing w:after="0"/>
+            </w:pPr>
+            <w:r>
+              <w:rPr>
+                <w:sz w:val="19"/>
+                <w:szCs w:val="19"/>
+              </w:rPr>
+              <w:t xml:space="preserve">03 · Peta jaringan</w:t>
+            </w:r>
+          </w:p>
+        </w:tc>
+        <w:tc>
+          <w:tcPr>
+            <w:tcW w:type="pct" w:w="26%"/>
+            <w:tcMar>
+              <w:top w:type="dxa" w:w="100"/>
+              <w:left w:type="dxa" w:w="120"/>
+              <w:bottom w:type="dxa" w:w="100"/>
+              <w:right w:type="dxa" w:w="120"/>
+            </w:tcMar>
+          </w:tcPr>
+          <w:p>
+            <w:pPr>
+              <w:spacing w:after="0"/>
+            </w:pPr>
+            <w:r>
+              <w:rPr>
+                <w:sz w:val="19"/>
+                <w:szCs w:val="19"/>
+              </w:rPr>
+              <w:t xml:space="preserve">location</w:t>
+            </w:r>
+          </w:p>
+        </w:tc>
+        <w:tc>
+          <w:tcPr>
+            <w:tcW w:type="pct" w:w="26%"/>
+            <w:tcMar>
+              <w:top w:type="dxa" w:w="100"/>
+              <w:left w:type="dxa" w:w="120"/>
+              <w:bottom w:type="dxa" w:w="100"/>
+              <w:right w:type="dxa" w:w="120"/>
+            </w:tcMar>
+          </w:tcPr>
+          <w:p>
+            <w:pPr>
+              <w:spacing w:after="0"/>
+            </w:pPr>
+            <w:r>
+              <w:rPr>
+                <w:sz w:val="19"/>
+                <w:szCs w:val="19"/>
+              </w:rPr>
+              <w:t xml:space="preserve">Tidak</w:t>
+            </w:r>
+          </w:p>
+        </w:tc>
+        <w:tc>
+          <w:tcPr>
+            <w:tcW w:type="pct" w:w="22%"/>
+            <w:tcMar>
+              <w:top w:type="dxa" w:w="100"/>
+              <w:left w:type="dxa" w:w="120"/>
+              <w:bottom w:type="dxa" w:w="100"/>
+              <w:right w:type="dxa" w:w="120"/>
+            </w:tcMar>
+          </w:tcPr>
+          <w:p>
+            <w:pPr>
+              <w:spacing w:after="0"/>
+            </w:pPr>
+            <w:r>
+              <w:rPr>
+                <w:sz w:val="19"/>
+                <w:szCs w:val="19"/>
+              </w:rPr>
+              <w:t xml:space="preserve">—</w:t>
+            </w:r>
+          </w:p>
+        </w:tc>
+      </w:tr>
+      <w:tr>
+        <w:tc>
+          <w:tcPr>
+            <w:tcW w:type="pct" w:w="26%"/>
+            <w:tcMar>
+              <w:top w:type="dxa" w:w="100"/>
+              <w:left w:type="dxa" w:w="120"/>
+              <w:bottom w:type="dxa" w:w="100"/>
+              <w:right w:type="dxa" w:w="120"/>
+            </w:tcMar>
+          </w:tcPr>
+          <w:p>
+            <w:pPr>
+              <w:spacing w:after="0"/>
+            </w:pPr>
+            <w:r>
+              <w:rPr>
+                <w:sz w:val="19"/>
+                <w:szCs w:val="19"/>
+              </w:rPr>
+              <w:t xml:space="preserve">04 · Detail cabang</w:t>
+            </w:r>
+          </w:p>
+        </w:tc>
+        <w:tc>
+          <w:tcPr>
+            <w:tcW w:type="pct" w:w="26%"/>
+            <w:tcMar>
+              <w:top w:type="dxa" w:w="100"/>
+              <w:left w:type="dxa" w:w="120"/>
+              <w:bottom w:type="dxa" w:w="100"/>
+              <w:right w:type="dxa" w:w="120"/>
+            </w:tcMar>
+          </w:tcPr>
+          <w:p>
+            <w:pPr>
+              <w:spacing w:after="0"/>
+            </w:pPr>
+            <w:r>
+              <w:rPr>
+                <w:sz w:val="19"/>
+                <w:szCs w:val="19"/>
+              </w:rPr>
+              <w:t xml:space="preserve">reputation + location</w:t>
+            </w:r>
+          </w:p>
+        </w:tc>
+        <w:tc>
+          <w:tcPr>
+            <w:tcW w:type="pct" w:w="26%"/>
+            <w:tcMar>
+              <w:top w:type="dxa" w:w="100"/>
+              <w:left w:type="dxa" w:w="120"/>
+              <w:bottom w:type="dxa" w:w="100"/>
+              <w:right w:type="dxa" w:w="120"/>
+            </w:tcMar>
+          </w:tcPr>
+          <w:p>
+            <w:pPr>
+              <w:spacing w:after="0"/>
+            </w:pPr>
+            <w:r>
+              <w:rPr>
+                <w:sz w:val="19"/>
+                <w:szCs w:val="19"/>
+              </w:rPr>
+              <w:t xml:space="preserve">Tidak</w:t>
+            </w:r>
+          </w:p>
+        </w:tc>
+        <w:tc>
+          <w:tcPr>
+            <w:tcW w:type="pct" w:w="22%"/>
+            <w:tcMar>
+              <w:top w:type="dxa" w:w="100"/>
+              <w:left w:type="dxa" w:w="120"/>
+              <w:bottom w:type="dxa" w:w="100"/>
+              <w:right w:type="dxa" w:w="120"/>
+            </w:tcMar>
+          </w:tcPr>
+          <w:p>
+            <w:pPr>
+              <w:spacing w:after="0"/>
+            </w:pPr>
+            <w:r>
+              <w:rPr>
+                <w:sz w:val="19"/>
+                <w:szCs w:val="19"/>
+              </w:rPr>
+              <w:t xml:space="preserve">—</w:t>
+            </w:r>
+          </w:p>
+        </w:tc>
+      </w:tr>
+      <w:tr>
+        <w:tc>
+          <w:tcPr>
+            <w:tcW w:type="pct" w:w="26%"/>
+            <w:tcMar>
+              <w:top w:type="dxa" w:w="100"/>
+              <w:left w:type="dxa" w:w="120"/>
+              <w:bottom w:type="dxa" w:w="100"/>
+              <w:right w:type="dxa" w:w="120"/>
+            </w:tcMar>
+          </w:tcPr>
+          <w:p>
+            <w:pPr>
+              <w:spacing w:after="0"/>
+            </w:pPr>
+            <w:r>
+              <w:rPr>
+                <w:sz w:val="19"/>
+                <w:szCs w:val="19"/>
+              </w:rPr>
+              <w:t xml:space="preserve">07 · Analisis tema</w:t>
+            </w:r>
+          </w:p>
+        </w:tc>
+        <w:tc>
+          <w:tcPr>
+            <w:tcW w:type="pct" w:w="26%"/>
+            <w:tcMar>
+              <w:top w:type="dxa" w:w="100"/>
+              <w:left w:type="dxa" w:w="120"/>
+              <w:bottom w:type="dxa" w:w="100"/>
+              <w:right w:type="dxa" w:w="120"/>
+            </w:tcMar>
+          </w:tcPr>
+          <w:p>
+            <w:pPr>
+              <w:spacing w:after="0"/>
+            </w:pPr>
+            <w:r>
+              <w:rPr>
+                <w:sz w:val="19"/>
+                <w:szCs w:val="19"/>
+              </w:rPr>
+              <w:t xml:space="preserve">reputation</w:t>
+            </w:r>
+          </w:p>
+        </w:tc>
+        <w:tc>
+          <w:tcPr>
+            <w:tcW w:type="pct" w:w="26%"/>
+            <w:tcMar>
+              <w:top w:type="dxa" w:w="100"/>
+              <w:left w:type="dxa" w:w="120"/>
+              <w:bottom w:type="dxa" w:w="100"/>
+              <w:right w:type="dxa" w:w="120"/>
+            </w:tcMar>
+          </w:tcPr>
+          <w:p>
+            <w:pPr>
+              <w:spacing w:after="0"/>
+            </w:pPr>
+            <w:r>
+              <w:rPr>
+                <w:sz w:val="19"/>
+                <w:szCs w:val="19"/>
+              </w:rPr>
+              <w:t xml:space="preserve">Tidak</w:t>
+            </w:r>
+          </w:p>
+        </w:tc>
+        <w:tc>
+          <w:tcPr>
+            <w:tcW w:type="pct" w:w="22%"/>
+            <w:tcMar>
+              <w:top w:type="dxa" w:w="100"/>
+              <w:left w:type="dxa" w:w="120"/>
+              <w:bottom w:type="dxa" w:w="100"/>
+              <w:right w:type="dxa" w:w="120"/>
+            </w:tcMar>
+          </w:tcPr>
+          <w:p>
+            <w:pPr>
+              <w:spacing w:after="0"/>
+            </w:pPr>
+            <w:r>
+              <w:rPr>
+                <w:sz w:val="19"/>
+                <w:szCs w:val="19"/>
+              </w:rPr>
+              <w:t xml:space="preserve">—</w:t>
+            </w:r>
+          </w:p>
+        </w:tc>
+      </w:tr>
+      <w:tr>
+        <w:tc>
+          <w:tcPr>
+            <w:tcW w:type="pct" w:w="26%"/>
+            <w:tcMar>
+              <w:top w:type="dxa" w:w="100"/>
+              <w:left w:type="dxa" w:w="120"/>
+              <w:bottom w:type="dxa" w:w="100"/>
+              <w:right w:type="dxa" w:w="120"/>
+            </w:tcMar>
+          </w:tcPr>
+          <w:p>
+            <w:pPr>
+              <w:spacing w:after="0"/>
+            </w:pPr>
+            <w:r>
+              <w:rPr>
+                <w:sz w:val="19"/>
+                <w:szCs w:val="19"/>
+              </w:rPr>
+              <w:t xml:space="preserve">08 · Site Scout</w:t>
+            </w:r>
+          </w:p>
+        </w:tc>
+        <w:tc>
+          <w:tcPr>
+            <w:tcW w:type="pct" w:w="26%"/>
+            <w:tcMar>
+              <w:top w:type="dxa" w:w="100"/>
+              <w:left w:type="dxa" w:w="120"/>
+              <w:bottom w:type="dxa" w:w="100"/>
+              <w:right w:type="dxa" w:w="120"/>
+            </w:tcMar>
+          </w:tcPr>
+          <w:p>
+            <w:pPr>
+              <w:spacing w:after="0"/>
+            </w:pPr>
+            <w:r>
+              <w:rPr>
+                <w:sz w:val="19"/>
+                <w:szCs w:val="19"/>
+              </w:rPr>
+              <w:t xml:space="preserve">location</w:t>
+            </w:r>
+          </w:p>
+        </w:tc>
+        <w:tc>
+          <w:tcPr>
+            <w:tcW w:type="pct" w:w="26%"/>
+            <w:tcMar>
+              <w:top w:type="dxa" w:w="100"/>
+              <w:left w:type="dxa" w:w="120"/>
+              <w:bottom w:type="dxa" w:w="100"/>
+              <w:right w:type="dxa" w:w="120"/>
+            </w:tcMar>
+          </w:tcPr>
+          <w:p>
+            <w:pPr>
+              <w:spacing w:after="0"/>
+            </w:pPr>
+            <w:r>
+              <w:rPr>
+                <w:sz w:val="19"/>
+                <w:szCs w:val="19"/>
+              </w:rPr>
+              <w:t xml:space="preserve">Tidak</w:t>
+            </w:r>
+          </w:p>
+        </w:tc>
+        <w:tc>
+          <w:tcPr>
+            <w:tcW w:type="pct" w:w="22%"/>
+            <w:tcMar>
+              <w:top w:type="dxa" w:w="100"/>
+              <w:left w:type="dxa" w:w="120"/>
+              <w:bottom w:type="dxa" w:w="100"/>
+              <w:right w:type="dxa" w:w="120"/>
+            </w:tcMar>
+          </w:tcPr>
+          <w:p>
+            <w:pPr>
+              <w:spacing w:after="0"/>
+            </w:pPr>
+            <w:r>
+              <w:rPr>
+                <w:sz w:val="19"/>
+                <w:szCs w:val="19"/>
+              </w:rPr>
+              <w:t xml:space="preserve">—</w:t>
+            </w:r>
+          </w:p>
+        </w:tc>
+      </w:tr>
+      <w:tr>
+        <w:tc>
+          <w:tcPr>
+            <w:tcW w:type="pct" w:w="26%"/>
+            <w:tcMar>
+              <w:top w:type="dxa" w:w="100"/>
+              <w:left w:type="dxa" w:w="120"/>
+              <w:bottom w:type="dxa" w:w="100"/>
+              <w:right w:type="dxa" w:w="120"/>
+            </w:tcMar>
+          </w:tcPr>
+          <w:p>
+            <w:pPr>
+              <w:spacing w:after="0"/>
+            </w:pPr>
+            <w:r>
+              <w:rPr>
+                <w:sz w:val="19"/>
+                <w:szCs w:val="19"/>
+              </w:rPr>
+              <w:t xml:space="preserve">09 · Bandingkan lokasi</w:t>
+            </w:r>
+          </w:p>
+        </w:tc>
+        <w:tc>
+          <w:tcPr>
+            <w:tcW w:type="pct" w:w="26%"/>
+            <w:tcMar>
+              <w:top w:type="dxa" w:w="100"/>
+              <w:left w:type="dxa" w:w="120"/>
+              <w:bottom w:type="dxa" w:w="100"/>
+              <w:right w:type="dxa" w:w="120"/>
+            </w:tcMar>
+          </w:tcPr>
+          <w:p>
+            <w:pPr>
+              <w:spacing w:after="0"/>
+            </w:pPr>
+            <w:r>
+              <w:rPr>
+                <w:sz w:val="19"/>
+                <w:szCs w:val="19"/>
+              </w:rPr>
+              <w:t xml:space="preserve">location</w:t>
+            </w:r>
+          </w:p>
+        </w:tc>
+        <w:tc>
+          <w:tcPr>
+            <w:tcW w:type="pct" w:w="26%"/>
+            <w:tcMar>
+              <w:top w:type="dxa" w:w="100"/>
+              <w:left w:type="dxa" w:w="120"/>
+              <w:bottom w:type="dxa" w:w="100"/>
+              <w:right w:type="dxa" w:w="120"/>
+            </w:tcMar>
+          </w:tcPr>
+          <w:p>
+            <w:pPr>
+              <w:spacing w:after="0"/>
+            </w:pPr>
+            <w:r>
+              <w:rPr>
+                <w:sz w:val="19"/>
+                <w:szCs w:val="19"/>
+              </w:rPr>
+              <w:t xml:space="preserve">Tidak</w:t>
+            </w:r>
+          </w:p>
+        </w:tc>
+        <w:tc>
+          <w:tcPr>
+            <w:tcW w:type="pct" w:w="22%"/>
+            <w:tcMar>
+              <w:top w:type="dxa" w:w="100"/>
+              <w:left w:type="dxa" w:w="120"/>
+              <w:bottom w:type="dxa" w:w="100"/>
+              <w:right w:type="dxa" w:w="120"/>
+            </w:tcMar>
+          </w:tcPr>
+          <w:p>
+            <w:pPr>
+              <w:spacing w:after="0"/>
+            </w:pPr>
+            <w:r>
+              <w:rPr>
+                <w:sz w:val="19"/>
+                <w:szCs w:val="19"/>
+              </w:rPr>
+              <w:t xml:space="preserve">—</w:t>
+            </w:r>
+          </w:p>
+        </w:tc>
+      </w:tr>
+      <w:tr>
+        <w:tc>
+          <w:tcPr>
+            <w:tcW w:type="pct" w:w="26%"/>
+            <w:tcMar>
+              <w:top w:type="dxa" w:w="100"/>
+              <w:left w:type="dxa" w:w="120"/>
+              <w:bottom w:type="dxa" w:w="100"/>
+              <w:right w:type="dxa" w:w="120"/>
+            </w:tcMar>
+          </w:tcPr>
+          <w:p>
+            <w:pPr>
+              <w:spacing w:after="0"/>
+            </w:pPr>
+            <w:r>
+              <w:rPr>
+                <w:sz w:val="19"/>
+                <w:szCs w:val="19"/>
+              </w:rPr>
+              <w:t xml:space="preserve">11 · Pusat pengetahuan</w:t>
+            </w:r>
+          </w:p>
+        </w:tc>
+        <w:tc>
+          <w:tcPr>
+            <w:tcW w:type="pct" w:w="26%"/>
+            <w:tcMar>
+              <w:top w:type="dxa" w:w="100"/>
+              <w:left w:type="dxa" w:w="120"/>
+              <w:bottom w:type="dxa" w:w="100"/>
+              <w:right w:type="dxa" w:w="120"/>
+            </w:tcMar>
+          </w:tcPr>
+          <w:p>
+            <w:pPr>
+              <w:spacing w:after="0"/>
+            </w:pPr>
+            <w:r>
+              <w:rPr>
+                <w:sz w:val="19"/>
+                <w:szCs w:val="19"/>
+              </w:rPr>
+              <w:t xml:space="preserve">knowledge</w:t>
+            </w:r>
+          </w:p>
+        </w:tc>
+        <w:tc>
+          <w:tcPr>
+            <w:tcW w:type="pct" w:w="26%"/>
+            <w:tcMar>
+              <w:top w:type="dxa" w:w="100"/>
+              <w:left w:type="dxa" w:w="120"/>
+              <w:bottom w:type="dxa" w:w="100"/>
+              <w:right w:type="dxa" w:w="120"/>
+            </w:tcMar>
+          </w:tcPr>
+          <w:p>
+            <w:pPr>
+              <w:spacing w:after="0"/>
+            </w:pPr>
+            <w:r>
+              <w:rPr>
+                <w:sz w:val="19"/>
+                <w:szCs w:val="19"/>
+              </w:rPr>
+              <w:t xml:space="preserve">Tidak</w:t>
+            </w:r>
+          </w:p>
+        </w:tc>
+        <w:tc>
+          <w:tcPr>
+            <w:tcW w:type="pct" w:w="22%"/>
+            <w:tcMar>
+              <w:top w:type="dxa" w:w="100"/>
+              <w:left w:type="dxa" w:w="120"/>
+              <w:bottom w:type="dxa" w:w="100"/>
+              <w:right w:type="dxa" w:w="120"/>
+            </w:tcMar>
+          </w:tcPr>
+          <w:p>
+            <w:pPr>
+              <w:spacing w:after="0"/>
+            </w:pPr>
+            <w:r>
+              <w:rPr>
+                <w:sz w:val="19"/>
+                <w:szCs w:val="19"/>
+              </w:rPr>
+              <w:t xml:space="preserve">—</w:t>
+            </w:r>
+          </w:p>
+        </w:tc>
+      </w:tr>
+      <w:tr>
+        <w:tc>
+          <w:tcPr>
+            <w:tcW w:type="pct" w:w="26%"/>
+            <w:tcMar>
+              <w:top w:type="dxa" w:w="100"/>
+              <w:left w:type="dxa" w:w="120"/>
+              <w:bottom w:type="dxa" w:w="100"/>
+              <w:right w:type="dxa" w:w="120"/>
+            </w:tcMar>
+          </w:tcPr>
+          <w:p>
+            <w:pPr>
+              <w:spacing w:after="0"/>
+            </w:pPr>
+            <w:r>
+              <w:rPr>
+                <w:sz w:val="19"/>
+                <w:szCs w:val="19"/>
+              </w:rPr>
+              <w:t xml:space="preserve">13 · Papan tindakan</w:t>
+            </w:r>
+          </w:p>
+        </w:tc>
+        <w:tc>
+          <w:tcPr>
+            <w:tcW w:type="pct" w:w="26%"/>
+            <w:tcMar>
+              <w:top w:type="dxa" w:w="100"/>
+              <w:left w:type="dxa" w:w="120"/>
+              <w:bottom w:type="dxa" w:w="100"/>
+              <w:right w:type="dxa" w:w="120"/>
+            </w:tcMar>
+          </w:tcPr>
+          <w:p>
+            <w:pPr>
+              <w:spacing w:after="0"/>
+            </w:pPr>
+            <w:r>
+              <w:rPr>
+                <w:sz w:val="19"/>
+                <w:szCs w:val="19"/>
+              </w:rPr>
+              <w:t xml:space="preserve">ticket store</w:t>
+            </w:r>
+          </w:p>
+        </w:tc>
+        <w:tc>
+          <w:tcPr>
+            <w:tcW w:type="pct" w:w="26%"/>
+            <w:tcMar>
+              <w:top w:type="dxa" w:w="100"/>
+              <w:left w:type="dxa" w:w="120"/>
+              <w:bottom w:type="dxa" w:w="100"/>
+              <w:right w:type="dxa" w:w="120"/>
+            </w:tcMar>
+          </w:tcPr>
+          <w:p>
+            <w:pPr>
+              <w:spacing w:after="0"/>
+            </w:pPr>
+            <w:r>
+              <w:rPr>
+                <w:sz w:val="19"/>
+                <w:szCs w:val="19"/>
+              </w:rPr>
+              <w:t xml:space="preserve">Tidak</w:t>
+            </w:r>
+          </w:p>
+        </w:tc>
+        <w:tc>
+          <w:tcPr>
+            <w:tcW w:type="pct" w:w="22%"/>
+            <w:tcMar>
+              <w:top w:type="dxa" w:w="100"/>
+              <w:left w:type="dxa" w:w="120"/>
+              <w:bottom w:type="dxa" w:w="100"/>
+              <w:right w:type="dxa" w:w="120"/>
+            </w:tcMar>
+          </w:tcPr>
+          <w:p>
+            <w:pPr>
+              <w:spacing w:after="0"/>
+            </w:pPr>
+            <w:r>
+              <w:rPr>
+                <w:sz w:val="19"/>
+                <w:szCs w:val="19"/>
+              </w:rPr>
+              <w:t xml:space="preserve">—</w:t>
+            </w:r>
+          </w:p>
+        </w:tc>
+      </w:tr>
+      <w:tr>
+        <w:tc>
+          <w:tcPr>
+            <w:tcW w:type="pct" w:w="26%"/>
+            <w:tcMar>
+              <w:top w:type="dxa" w:w="100"/>
+              <w:left w:type="dxa" w:w="120"/>
+              <w:bottom w:type="dxa" w:w="100"/>
+              <w:right w:type="dxa" w:w="120"/>
+            </w:tcMar>
+          </w:tcPr>
+          <w:p>
+            <w:pPr>
+              <w:spacing w:after="0"/>
+            </w:pPr>
+            <w:r>
+              <w:rPr>
+                <w:sz w:val="19"/>
+                <w:szCs w:val="19"/>
+              </w:rPr>
+              <w:t xml:space="preserve">14 · Admin &amp; biaya</w:t>
+            </w:r>
+          </w:p>
+        </w:tc>
+        <w:tc>
+          <w:tcPr>
+            <w:tcW w:type="pct" w:w="26%"/>
+            <w:tcMar>
+              <w:top w:type="dxa" w:w="100"/>
+              <w:left w:type="dxa" w:w="120"/>
+              <w:bottom w:type="dxa" w:w="100"/>
+              <w:right w:type="dxa" w:w="120"/>
+            </w:tcMar>
+          </w:tcPr>
+          <w:p>
+            <w:pPr>
+              <w:spacing w:after="0"/>
+            </w:pPr>
+            <w:r>
+              <w:rPr>
+                <w:sz w:val="19"/>
+                <w:szCs w:val="19"/>
+              </w:rPr>
+              <w:t xml:space="preserve">admin + saklar jalur</w:t>
+            </w:r>
+          </w:p>
+        </w:tc>
+        <w:tc>
+          <w:tcPr>
+            <w:tcW w:type="pct" w:w="26%"/>
+            <w:tcMar>
+              <w:top w:type="dxa" w:w="100"/>
+              <w:left w:type="dxa" w:w="120"/>
+              <w:bottom w:type="dxa" w:w="100"/>
+              <w:right w:type="dxa" w:w="120"/>
+            </w:tcMar>
+          </w:tcPr>
+          <w:p>
+            <w:pPr>
+              <w:spacing w:after="0"/>
+            </w:pPr>
+            <w:r>
+              <w:rPr>
+                <w:sz w:val="19"/>
+                <w:szCs w:val="19"/>
+              </w:rPr>
+              <w:t xml:space="preserve">Tidak</w:t>
+            </w:r>
+          </w:p>
+        </w:tc>
+        <w:tc>
+          <w:tcPr>
+            <w:tcW w:type="pct" w:w="22%"/>
+            <w:tcMar>
+              <w:top w:type="dxa" w:w="100"/>
+              <w:left w:type="dxa" w:w="120"/>
+              <w:bottom w:type="dxa" w:w="100"/>
+              <w:right w:type="dxa" w:w="120"/>
+            </w:tcMar>
+          </w:tcPr>
+          <w:p>
+            <w:pPr>
+              <w:spacing w:after="0"/>
+            </w:pPr>
+            <w:r>
+              <w:rPr>
+                <w:sz w:val="19"/>
+                <w:szCs w:val="19"/>
+              </w:rPr>
+              <w:t xml:space="preserve">—</w:t>
+            </w:r>
+          </w:p>
+        </w:tc>
+      </w:tr>
+      <w:tr>
+        <w:tc>
+          <w:tcPr>
+            <w:tcW w:type="pct" w:w="26%"/>
+            <w:tcMar>
+              <w:top w:type="dxa" w:w="100"/>
+              <w:left w:type="dxa" w:w="120"/>
+              <w:bottom w:type="dxa" w:w="100"/>
+              <w:right w:type="dxa" w:w="120"/>
+            </w:tcMar>
+          </w:tcPr>
+          <w:p>
+            <w:pPr>
+              <w:spacing w:after="0"/>
+            </w:pPr>
+            <w:r>
+              <w:rPr>
+                <w:sz w:val="19"/>
+                <w:szCs w:val="19"/>
+              </w:rPr>
+              <w:t xml:space="preserve">01 · Masuk</w:t>
+            </w:r>
+          </w:p>
+        </w:tc>
+        <w:tc>
+          <w:tcPr>
+            <w:tcW w:type="pct" w:w="26%"/>
+            <w:tcMar>
+              <w:top w:type="dxa" w:w="100"/>
+              <w:left w:type="dxa" w:w="120"/>
+              <w:bottom w:type="dxa" w:w="100"/>
+              <w:right w:type="dxa" w:w="120"/>
+            </w:tcMar>
+          </w:tcPr>
+          <w:p>
+            <w:pPr>
+              <w:spacing w:after="0"/>
+            </w:pPr>
+            <w:r>
+              <w:rPr>
+                <w:sz w:val="19"/>
+                <w:szCs w:val="19"/>
+              </w:rPr>
+              <w:t xml:space="preserve">session</w:t>
+            </w:r>
+          </w:p>
+        </w:tc>
+        <w:tc>
+          <w:tcPr>
+            <w:tcW w:type="pct" w:w="26%"/>
+            <w:tcMar>
+              <w:top w:type="dxa" w:w="100"/>
+              <w:left w:type="dxa" w:w="120"/>
+              <w:bottom w:type="dxa" w:w="100"/>
+              <w:right w:type="dxa" w:w="120"/>
+            </w:tcMar>
+          </w:tcPr>
+          <w:p>
+            <w:pPr>
+              <w:spacing w:after="0"/>
+            </w:pPr>
+            <w:r>
+              <w:rPr>
+                <w:sz w:val="19"/>
+                <w:szCs w:val="19"/>
+              </w:rPr>
+              <w:t xml:space="preserve">Tidak</w:t>
+            </w:r>
+          </w:p>
+        </w:tc>
+        <w:tc>
+          <w:tcPr>
+            <w:tcW w:type="pct" w:w="22%"/>
+            <w:tcMar>
+              <w:top w:type="dxa" w:w="100"/>
+              <w:left w:type="dxa" w:w="120"/>
+              <w:bottom w:type="dxa" w:w="100"/>
+              <w:right w:type="dxa" w:w="120"/>
+            </w:tcMar>
+          </w:tcPr>
+          <w:p>
+            <w:pPr>
+              <w:spacing w:after="0"/>
+            </w:pPr>
+            <w:r>
+              <w:rPr>
+                <w:sz w:val="19"/>
+                <w:szCs w:val="19"/>
+              </w:rPr>
+              <w:t xml:space="preserve">—</w:t>
+            </w:r>
+          </w:p>
+        </w:tc>
+      </w:tr>
+    </w:tbl>
+    <w:p>
+      <w:pPr>
+        <w:spacing w:after="120"/>
+      </w:pPr>
+    </w:p>
+    <w:p>
+      <w:pPr>
+        <w:spacing w:after="120"/>
+      </w:pPr>
+      <w:r>
+        <w:t xml:space="preserve">Perbedaan tier disengaja. Menulis balasan review adalah mengikuti aturan yang sudah diberikan, jadi tier murah sudah cukup; menjawab pertanyaan SOP menuntut penalaran atas beberapa kutipan sekaligus. Diukur pada 2026-08-08: draf balasan Rp 0,88 per panggilan, jawaban bersitasi Rp 5,39.</w:t>
+      </w:r>
+    </w:p>
+    <w:p>
+      <w:pPr>
+        <w:pStyle w:val="Heading2"/>
+        <w:spacing w:after="120" w:before="240"/>
+      </w:pPr>
+      <w:r>
+        <w:t xml:space="preserve">12.1 Mode konsol menentukan apakah model dipanggil sama sekali</w:t>
+      </w:r>
+    </w:p>
+    <w:tbl>
+      <w:tblPr>
+        <w:tblW w:type="pct" w:w="100%"/>
+        <w:tblBorders>
+          <w:top w:val="single" w:color="D1D5DB" w:sz="4"/>
+          <w:left w:val="single" w:color="D1D5DB" w:sz="4"/>
+          <w:bottom w:val="single" w:color="D1D5DB" w:sz="4"/>
+          <w:right w:val="single" w:color="D1D5DB" w:sz="4"/>
+          <w:insideH w:val="single" w:color="D1D5DB" w:sz="4"/>
+          <w:insideV w:val="single" w:color="D1D5DB" w:sz="4"/>
+        </w:tblBorders>
+      </w:tblPr>
+      <w:tblGrid>
+        <w:gridCol w:w="100"/>
+        <w:gridCol w:w="100"/>
+        <w:gridCol w:w="100"/>
+      </w:tblGrid>
+      <w:tr>
+        <w:trPr>
+          <w:tblHeader/>
+        </w:trPr>
+        <w:tc>
+          <w:tcPr>
+            <w:tcW w:type="pct" w:w="34%"/>
+            <w:shd w:fill="1F2937" w:val="clear"/>
+            <w:tcMar>
+              <w:top w:type="dxa" w:w="100"/>
+              <w:left w:type="dxa" w:w="120"/>
+              <w:bottom w:type="dxa" w:w="100"/>
+              <w:right w:type="dxa" w:w="120"/>
+            </w:tcMar>
+          </w:tcPr>
+          <w:p>
+            <w:pPr>
+              <w:spacing w:after="0"/>
+            </w:pPr>
+            <w:r>
+              <w:rPr>
+                <w:b/>
+                <w:bCs/>
+                <w:color w:val="FFFFFF"/>
+                <w:sz w:val="19"/>
+                <w:szCs w:val="19"/>
+              </w:rPr>
+              <w:t xml:space="preserve">Layar</w:t>
+            </w:r>
+          </w:p>
+        </w:tc>
+        <w:tc>
+          <w:tcPr>
+            <w:tcW w:type="pct" w:w="33%"/>
+            <w:shd w:fill="1F2937" w:val="clear"/>
+            <w:tcMar>
+              <w:top w:type="dxa" w:w="100"/>
+              <w:left w:type="dxa" w:w="120"/>
+              <w:bottom w:type="dxa" w:w="100"/>
+              <w:right w:type="dxa" w:w="120"/>
+            </w:tcMar>
+          </w:tcPr>
+          <w:p>
+            <w:pPr>
+              <w:spacing w:after="0"/>
+            </w:pPr>
+            <w:r>
+              <w:rPr>
+                <w:b/>
+                <w:bCs/>
+                <w:color w:val="FFFFFF"/>
+                <w:sz w:val="19"/>
+                <w:szCs w:val="19"/>
+              </w:rPr>
+              <w:t xml:space="preserve">Mode contoh (browser)</w:t>
+            </w:r>
+          </w:p>
+        </w:tc>
+        <w:tc>
+          <w:tcPr>
+            <w:tcW w:type="pct" w:w="33%"/>
+            <w:shd w:fill="1F2937" w:val="clear"/>
+            <w:tcMar>
+              <w:top w:type="dxa" w:w="100"/>
+              <w:left w:type="dxa" w:w="120"/>
+              <w:bottom w:type="dxa" w:w="100"/>
+              <w:right w:type="dxa" w:w="120"/>
+            </w:tcMar>
+          </w:tcPr>
+          <w:p>
+            <w:pPr>
+              <w:spacing w:after="0"/>
+            </w:pPr>
+            <w:r>
+              <w:rPr>
+                <w:b/>
+                <w:bCs/>
+                <w:color w:val="FFFFFF"/>
+                <w:sz w:val="19"/>
+                <w:szCs w:val="19"/>
+              </w:rPr>
+              <w:t xml:space="preserve">Lewat API</w:t>
+            </w:r>
+          </w:p>
+        </w:tc>
+      </w:tr>
+      <w:tr>
+        <w:tc>
+          <w:tcPr>
+            <w:tcW w:type="pct" w:w="34%"/>
+            <w:tcMar>
+              <w:top w:type="dxa" w:w="100"/>
+              <w:left w:type="dxa" w:w="120"/>
+              <w:bottom w:type="dxa" w:w="100"/>
+              <w:right w:type="dxa" w:w="120"/>
+            </w:tcMar>
+          </w:tcPr>
+          <w:p>
+            <w:pPr>
+              <w:spacing w:after="0"/>
+            </w:pPr>
+            <w:r>
+              <w:rPr>
+                <w:sz w:val="19"/>
+                <w:szCs w:val="19"/>
+              </w:rPr>
+              <w:t xml:space="preserve">05, 06, 12</w:t>
+            </w:r>
+          </w:p>
+        </w:tc>
+        <w:tc>
+          <w:tcPr>
+            <w:tcW w:type="pct" w:w="33%"/>
+            <w:tcMar>
+              <w:top w:type="dxa" w:w="100"/>
+              <w:left w:type="dxa" w:w="120"/>
+              <w:bottom w:type="dxa" w:w="100"/>
+              <w:right w:type="dxa" w:w="120"/>
+            </w:tcMar>
+          </w:tcPr>
+          <w:p>
+            <w:pPr>
+              <w:spacing w:after="0"/>
+            </w:pPr>
+            <w:r>
+              <w:rPr>
+                <w:sz w:val="19"/>
+                <w:szCs w:val="19"/>
+              </w:rPr>
+              <w:t xml:space="preserve">deterministik</w:t>
+            </w:r>
+          </w:p>
+        </w:tc>
+        <w:tc>
+          <w:tcPr>
+            <w:tcW w:type="pct" w:w="33%"/>
+            <w:tcMar>
+              <w:top w:type="dxa" w:w="100"/>
+              <w:left w:type="dxa" w:w="120"/>
+              <w:bottom w:type="dxa" w:w="100"/>
+              <w:right w:type="dxa" w:w="120"/>
+            </w:tcMar>
+          </w:tcPr>
+          <w:p>
+            <w:pPr>
+              <w:spacing w:after="0"/>
+            </w:pPr>
+            <w:r>
+              <w:rPr>
+                <w:sz w:val="19"/>
+                <w:szCs w:val="19"/>
+              </w:rPr>
+              <w:t xml:space="preserve">panggil model</w:t>
+            </w:r>
+          </w:p>
+        </w:tc>
+      </w:tr>
+      <w:tr>
+        <w:tc>
+          <w:tcPr>
+            <w:tcW w:type="pct" w:w="34%"/>
+            <w:tcMar>
+              <w:top w:type="dxa" w:w="100"/>
+              <w:left w:type="dxa" w:w="120"/>
+              <w:bottom w:type="dxa" w:w="100"/>
+              <w:right w:type="dxa" w:w="120"/>
+            </w:tcMar>
+          </w:tcPr>
+          <w:p>
+            <w:pPr>
+              <w:spacing w:after="0"/>
+            </w:pPr>
+            <w:r>
+              <w:rPr>
+                <w:sz w:val="19"/>
+                <w:szCs w:val="19"/>
+              </w:rPr>
+              <w:t xml:space="preserve">10 · Chat agen</w:t>
+            </w:r>
+          </w:p>
+        </w:tc>
+        <w:tc>
+          <w:tcPr>
+            <w:tcW w:type="pct" w:w="33%"/>
+            <w:tcMar>
+              <w:top w:type="dxa" w:w="100"/>
+              <w:left w:type="dxa" w:w="120"/>
+              <w:bottom w:type="dxa" w:w="100"/>
+              <w:right w:type="dxa" w:w="120"/>
+            </w:tcMar>
+          </w:tcPr>
+          <w:p>
+            <w:pPr>
+              <w:spacing w:after="0"/>
+            </w:pPr>
+            <w:r>
+              <w:rPr>
+                <w:sz w:val="19"/>
+                <w:szCs w:val="19"/>
+              </w:rPr>
+              <w:t xml:space="preserve">deterministik</w:t>
+            </w:r>
+          </w:p>
+        </w:tc>
+        <w:tc>
+          <w:tcPr>
+            <w:tcW w:type="pct" w:w="33%"/>
+            <w:tcMar>
+              <w:top w:type="dxa" w:w="100"/>
+              <w:left w:type="dxa" w:w="120"/>
+              <w:bottom w:type="dxa" w:w="100"/>
+              <w:right w:type="dxa" w:w="120"/>
+            </w:tcMar>
+          </w:tcPr>
+          <w:p>
+            <w:pPr>
+              <w:spacing w:after="0"/>
+            </w:pPr>
+            <w:r>
+              <w:rPr>
+                <w:sz w:val="19"/>
+                <w:szCs w:val="19"/>
+              </w:rPr>
+              <w:t xml:space="preserve">deterministik</w:t>
+            </w:r>
+          </w:p>
+        </w:tc>
+      </w:tr>
+      <w:tr>
+        <w:tc>
+          <w:tcPr>
+            <w:tcW w:type="pct" w:w="34%"/>
+            <w:tcMar>
+              <w:top w:type="dxa" w:w="100"/>
+              <w:left w:type="dxa" w:w="120"/>
+              <w:bottom w:type="dxa" w:w="100"/>
+              <w:right w:type="dxa" w:w="120"/>
+            </w:tcMar>
+          </w:tcPr>
+          <w:p>
+            <w:pPr>
+              <w:spacing w:after="0"/>
+            </w:pPr>
+            <w:r>
+              <w:rPr>
+                <w:sz w:val="19"/>
+                <w:szCs w:val="19"/>
+              </w:rPr>
+              <w:t xml:space="preserve">Komposer review (05)</w:t>
+            </w:r>
+          </w:p>
+        </w:tc>
+        <w:tc>
+          <w:tcPr>
+            <w:tcW w:type="pct" w:w="33%"/>
+            <w:tcMar>
+              <w:top w:type="dxa" w:w="100"/>
+              <w:left w:type="dxa" w:w="120"/>
+              <w:bottom w:type="dxa" w:w="100"/>
+              <w:right w:type="dxa" w:w="120"/>
+            </w:tcMar>
+          </w:tcPr>
+          <w:p>
+            <w:pPr>
+              <w:spacing w:after="0"/>
+            </w:pPr>
+            <w:r>
+              <w:rPr>
+                <w:sz w:val="19"/>
+                <w:szCs w:val="19"/>
+              </w:rPr>
+              <w:t xml:space="preserve">ada</w:t>
+            </w:r>
+          </w:p>
+        </w:tc>
+        <w:tc>
+          <w:tcPr>
+            <w:tcW w:type="pct" w:w="33%"/>
+            <w:tcMar>
+              <w:top w:type="dxa" w:w="100"/>
+              <w:left w:type="dxa" w:w="120"/>
+              <w:bottom w:type="dxa" w:w="100"/>
+              <w:right w:type="dxa" w:w="120"/>
+            </w:tcMar>
+          </w:tcPr>
+          <w:p>
+            <w:pPr>
+              <w:spacing w:after="0"/>
+            </w:pPr>
+            <w:r>
+              <w:rPr>
+                <w:sz w:val="19"/>
+                <w:szCs w:val="19"/>
+              </w:rPr>
+              <w:t xml:space="preserve">ada — POST /v1/reviews/demo</w:t>
+            </w:r>
+          </w:p>
+        </w:tc>
+      </w:tr>
+      <w:tr>
+        <w:tc>
+          <w:tcPr>
+            <w:tcW w:type="pct" w:w="34%"/>
+            <w:tcMar>
+              <w:top w:type="dxa" w:w="100"/>
+              <w:left w:type="dxa" w:w="120"/>
+              <w:bottom w:type="dxa" w:w="100"/>
+              <w:right w:type="dxa" w:w="120"/>
+            </w:tcMar>
+          </w:tcPr>
+          <w:p>
+            <w:pPr>
+              <w:spacing w:after="0"/>
+            </w:pPr>
+            <w:r>
+              <w:rPr>
+                <w:sz w:val="19"/>
+                <w:szCs w:val="19"/>
+              </w:rPr>
+              <w:t xml:space="preserve">Pulihkan data contoh</w:t>
+            </w:r>
+          </w:p>
+        </w:tc>
+        <w:tc>
+          <w:tcPr>
+            <w:tcW w:type="pct" w:w="33%"/>
+            <w:tcMar>
+              <w:top w:type="dxa" w:w="100"/>
+              <w:left w:type="dxa" w:w="120"/>
+              <w:bottom w:type="dxa" w:w="100"/>
+              <w:right w:type="dxa" w:w="120"/>
+            </w:tcMar>
+          </w:tcPr>
+          <w:p>
+            <w:pPr>
+              <w:spacing w:after="0"/>
+            </w:pPr>
+            <w:r>
+              <w:rPr>
+                <w:sz w:val="19"/>
+                <w:szCs w:val="19"/>
+              </w:rPr>
+              <w:t xml:space="preserve">ada</w:t>
+            </w:r>
+          </w:p>
+        </w:tc>
+        <w:tc>
+          <w:tcPr>
+            <w:tcW w:type="pct" w:w="33%"/>
+            <w:tcMar>
+              <w:top w:type="dxa" w:w="100"/>
+              <w:left w:type="dxa" w:w="120"/>
+              <w:bottom w:type="dxa" w:w="100"/>
+              <w:right w:type="dxa" w:w="120"/>
+            </w:tcMar>
+          </w:tcPr>
+          <w:p>
+            <w:pPr>
+              <w:spacing w:after="0"/>
+            </w:pPr>
+            <w:r>
+              <w:rPr>
+                <w:sz w:val="19"/>
+                <w:szCs w:val="19"/>
+              </w:rPr>
+              <w:t xml:space="preserve">tidak ada — data dipegang API</w:t>
+            </w:r>
+          </w:p>
+        </w:tc>
+      </w:tr>
+    </w:tbl>
+    <w:p>
+      <w:pPr>
+        <w:spacing w:after="120"/>
+      </w:pPr>
+    </w:p>
+    <w:p>
+      <w:pPr>
+        <w:spacing w:after="120"/>
+      </w:pPr>
+      <w:r>
+        <w:t xml:space="preserve">Konsol yang berjalan di browser tidak pernah memegang adapter model: kredensial tidak boleh sampai ke browser, dan demo publik di GitHub Pages karenanya selalu berjalan deterministik. Yang membedakan bukan layar mana, melainkan ada tidaknya proses API di belakangnya.</w:t>
+      </w:r>
+    </w:p>
+    <w:p>
+      <w:pPr>
+        <w:spacing w:after="200"/>
+      </w:pPr>
+      <w:r>
+        <w:rPr>
+          <w:i/>
+          <w:iCs/>
+          <w:color w:val="6B7280"/>
+          <w:sz w:val="18"/>
+          <w:szCs w:val="18"/>
+        </w:rPr>
+        <w:t xml:space="preserve">Sumber: api/src/services/index.js, web/src/data/httpSources.js, packages/core/src/adapters/reasoningSwitch.js</w:t>
+      </w:r>
+    </w:p>
+    <w:p>
+      <w:pPr>
+        <w:pStyle w:val="Heading1"/>
+        <w:spacing w:after="160" w:before="360"/>
+      </w:pPr>
+      <w:r>
+        <w:t xml:space="preserve">13. Peta Berkas Sumber</w:t>
       </w:r>
     </w:p>
     <w:tbl>

--- a/docs/exports/dokumentasi-agen-ai.docx
+++ b/docs/exports/dokumentasi-agen-ai.docx
@@ -9631,6 +9631,818 @@
           <w:szCs w:val="18"/>
         </w:rPr>
         <w:t xml:space="preserve">Sumber: packages/core/src/agents/answerActions.js</w:t>
+      </w:r>
+    </w:p>
+    <w:p>
+      <w:pPr>
+        <w:pStyle w:val="Heading2"/>
+        <w:spacing w:after="120" w:before="240"/>
+      </w:pPr>
+      <w:r>
+        <w:t xml:space="preserve">11.5 Tiga contoh nyata</w:t>
+      </w:r>
+    </w:p>
+    <w:p>
+      <w:pPr>
+        <w:spacing w:after="120"/>
+      </w:pPr>
+      <w:r>
+        <w:t xml:space="preserve">Ketiga jejak di bawah diambil dari API yang benar-benar berjalan pada 2026-08-08, tenant nusa-retail, bukan ditulis tangan. Ketiganya memperlihatkan tiga perilaku berbeda: rute lebar tiga agen, rute sempit satu agen, dan penolakan.</w:t>
+      </w:r>
+    </w:p>
+    <w:p>
+      <w:pPr>
+        <w:pStyle w:val="Heading3"/>
+        <w:spacing w:after="100" w:before="200"/>
+      </w:pPr>
+      <w:r>
+        <w:t xml:space="preserve">Contoh A — diagnosis satu cabang (tiga agen, paralel)</w:t>
+      </w:r>
+    </w:p>
+    <w:p>
+      <w:pPr>
+        <w:spacing w:after="0"/>
+        <w:shd w:fill="F3F4F6" w:val="clear"/>
+      </w:pPr>
+      <w:r>
+        <w:rPr>
+          <w:rFonts w:ascii="Consolas" w:hAnsi="Consolas"/>
+          <w:sz w:val="17"/>
+          <w:szCs w:val="17"/>
+        </w:rPr>
+        <w:t xml:space="preserve">POST /v1/agent/ask</w:t>
+      </w:r>
+    </w:p>
+    <w:p>
+      <w:pPr>
+        <w:spacing w:after="0"/>
+        <w:shd w:fill="F3F4F6" w:val="clear"/>
+      </w:pPr>
+      <w:r>
+        <w:rPr>
+          <w:rFonts w:ascii="Consolas" w:hAnsi="Consolas"/>
+          <w:sz w:val="17"/>
+          <w:szCs w:val="17"/>
+        </w:rPr>
+        <w:t xml:space="preserve">{ "question": "Kenapa rating cabang Bekasi Timur turun bulan ini?" }</w:t>
+      </w:r>
+    </w:p>
+    <w:p>
+      <w:pPr>
+        <w:spacing w:after="0"/>
+        <w:shd w:fill="F3F4F6" w:val="clear"/>
+      </w:pPr>
+      <w:r>
+        <w:rPr>
+          <w:rFonts w:ascii="Consolas" w:hAnsi="Consolas"/>
+          <w:sz w:val="17"/>
+          <w:szCs w:val="17"/>
+        </w:rPr>
+        <w:t xml:space="preserve"/>
+      </w:r>
+    </w:p>
+    <w:p>
+      <w:pPr>
+        <w:spacing w:after="0"/>
+        <w:shd w:fill="F3F4F6" w:val="clear"/>
+      </w:pPr>
+      <w:r>
+        <w:rPr>
+          <w:rFonts w:ascii="Consolas" w:hAnsi="Consolas"/>
+          <w:sz w:val="17"/>
+          <w:szCs w:val="17"/>
+        </w:rPr>
+        <w:t xml:space="preserve">intent  : diagnosis_cabang</w:t>
+      </w:r>
+    </w:p>
+    <w:p>
+      <w:pPr>
+        <w:spacing w:after="0"/>
+        <w:shd w:fill="F3F4F6" w:val="clear"/>
+      </w:pPr>
+      <w:r>
+        <w:rPr>
+          <w:rFonts w:ascii="Consolas" w:hAnsi="Consolas"/>
+          <w:sz w:val="17"/>
+          <w:szCs w:val="17"/>
+        </w:rPr>
+        <w:t xml:space="preserve">agen    : reputation, location, knowledge</w:t>
+      </w:r>
+    </w:p>
+    <w:p>
+      <w:pPr>
+        <w:spacing w:after="0"/>
+        <w:shd w:fill="F3F4F6" w:val="clear"/>
+      </w:pPr>
+      <w:r>
+        <w:rPr>
+          <w:rFonts w:ascii="Consolas" w:hAnsi="Consolas"/>
+          <w:sz w:val="17"/>
+          <w:szCs w:val="17"/>
+        </w:rPr>
+        <w:t xml:space="preserve">outlet  : BKS-02          ← dikenali dari nama di dalam pertanyaan</w:t>
+      </w:r>
+    </w:p>
+    <w:p>
+      <w:pPr>
+        <w:spacing w:after="0"/>
+        <w:shd w:fill="F3F4F6" w:val="clear"/>
+      </w:pPr>
+      <w:r>
+        <w:rPr>
+          <w:rFonts w:ascii="Consolas" w:hAnsi="Consolas"/>
+          <w:sz w:val="17"/>
+          <w:szCs w:val="17"/>
+        </w:rPr>
+        <w:t xml:space="preserve"/>
+      </w:r>
+    </w:p>
+    <w:p>
+      <w:pPr>
+        <w:spacing w:after="0"/>
+        <w:shd w:fill="F3F4F6" w:val="clear"/>
+      </w:pPr>
+      <w:r>
+        <w:rPr>
+          <w:rFonts w:ascii="Consolas" w:hAnsi="Consolas"/>
+          <w:sz w:val="17"/>
+          <w:szCs w:val="17"/>
+        </w:rPr>
+        <w:t xml:space="preserve"> 1. supervisor.route     intent diagnosis_cabang → reputation, location, knowledge</w:t>
+      </w:r>
+    </w:p>
+    <w:p>
+      <w:pPr>
+        <w:spacing w:after="0"/>
+        <w:shd w:fill="F3F4F6" w:val="clear"/>
+      </w:pPr>
+      <w:r>
+        <w:rPr>
+          <w:rFonts w:ascii="Consolas" w:hAnsi="Consolas"/>
+          <w:sz w:val="17"/>
+          <w:szCs w:val="17"/>
+        </w:rPr>
+        <w:t xml:space="preserve"> 2. gbp.listReviews      [reputation] 160 review dibaca</w:t>
+      </w:r>
+    </w:p>
+    <w:p>
+      <w:pPr>
+        <w:spacing w:after="0"/>
+        <w:shd w:fill="F3F4F6" w:val="clear"/>
+      </w:pPr>
+      <w:r>
+        <w:rPr>
+          <w:rFonts w:ascii="Consolas" w:hAnsi="Consolas"/>
+          <w:sz w:val="17"/>
+          <w:szCs w:val="17"/>
+        </w:rPr>
+        <w:t xml:space="preserve"> 3. bq.themeCluster      [reputation] 6 tema terdeteksi</w:t>
+      </w:r>
+    </w:p>
+    <w:p>
+      <w:pPr>
+        <w:spacing w:after="0"/>
+        <w:shd w:fill="F3F4F6" w:val="clear"/>
+      </w:pPr>
+      <w:r>
+        <w:rPr>
+          <w:rFonts w:ascii="Consolas" w:hAnsi="Consolas"/>
+          <w:sz w:val="17"/>
+          <w:szCs w:val="17"/>
+        </w:rPr>
+        <w:t xml:space="preserve"> 4. bq.ratingTrend       [reputation] 5 titik perubahan</w:t>
+      </w:r>
+    </w:p>
+    <w:p>
+      <w:pPr>
+        <w:spacing w:after="0"/>
+        <w:shd w:fill="F3F4F6" w:val="clear"/>
+      </w:pPr>
+      <w:r>
+        <w:rPr>
+          <w:rFonts w:ascii="Consolas" w:hAnsi="Consolas"/>
+          <w:sz w:val="17"/>
+          <w:szCs w:val="17"/>
+        </w:rPr>
+        <w:t xml:space="preserve"> 5. bq.locationScore     [location]   skor 71</w:t>
+      </w:r>
+    </w:p>
+    <w:p>
+      <w:pPr>
+        <w:spacing w:after="0"/>
+        <w:shd w:fill="F3F4F6" w:val="clear"/>
+      </w:pPr>
+      <w:r>
+        <w:rPr>
+          <w:rFonts w:ascii="Consolas" w:hAnsi="Consolas"/>
+          <w:sz w:val="17"/>
+          <w:szCs w:val="17"/>
+        </w:rPr>
+        <w:t xml:space="preserve"> 6. bq.cannibalisation   [location]   Cikarang Jababeka 17,28 km — tidak berebut pelanggan</w:t>
+      </w:r>
+    </w:p>
+    <w:p>
+      <w:pPr>
+        <w:spacing w:after="0"/>
+        <w:shd w:fill="F3F4F6" w:val="clear"/>
+      </w:pPr>
+      <w:r>
+        <w:rPr>
+          <w:rFonts w:ascii="Consolas" w:hAnsi="Consolas"/>
+          <w:sz w:val="17"/>
+          <w:szCs w:val="17"/>
+        </w:rPr>
+        <w:t xml:space="preserve"> 7. rag.search           [knowledge]  0 kutipan lolos ambang · 14 ditolak</w:t>
+      </w:r>
+    </w:p>
+    <w:p>
+      <w:pPr>
+        <w:spacing w:after="0"/>
+        <w:shd w:fill="F3F4F6" w:val="clear"/>
+      </w:pPr>
+      <w:r>
+        <w:rPr>
+          <w:rFonts w:ascii="Consolas" w:hAnsi="Consolas"/>
+          <w:sz w:val="17"/>
+          <w:szCs w:val="17"/>
+        </w:rPr>
+        <w:t xml:space="preserve"> 8. guardrail.check      Guardrail lolos 4/4</w:t>
+      </w:r>
+    </w:p>
+    <w:p>
+      <w:pPr>
+        <w:spacing w:after="0"/>
+        <w:shd w:fill="F3F4F6" w:val="clear"/>
+      </w:pPr>
+      <w:r>
+        <w:rPr>
+          <w:rFonts w:ascii="Consolas" w:hAnsi="Consolas"/>
+          <w:sz w:val="17"/>
+          <w:szCs w:val="17"/>
+        </w:rPr>
+        <w:t xml:space="preserve"/>
+      </w:r>
+    </w:p>
+    <w:p>
+      <w:pPr>
+        <w:spacing w:after="0"/>
+        <w:shd w:fill="F3F4F6" w:val="clear"/>
+      </w:pPr>
+      <w:r>
+        <w:rPr>
+          <w:rFonts w:ascii="Consolas" w:hAnsi="Consolas"/>
+          <w:sz w:val="17"/>
+          <w:szCs w:val="17"/>
+        </w:rPr>
+        <w:t xml:space="preserve">sumber  : 45      ditolak: false      Rp 390      43 ms</w:t>
+      </w:r>
+    </w:p>
+    <w:p>
+      <w:pPr>
+        <w:spacing w:after="0"/>
+        <w:shd w:fill="F3F4F6" w:val="clear"/>
+      </w:pPr>
+      <w:r>
+        <w:rPr>
+          <w:rFonts w:ascii="Consolas" w:hAnsi="Consolas"/>
+          <w:sz w:val="17"/>
+          <w:szCs w:val="17"/>
+        </w:rPr>
+        <w:t xml:space="preserve">aksi    : create-ticket, open-reviews, show-on-map</w:t>
+      </w:r>
+    </w:p>
+    <w:p>
+      <w:pPr>
+        <w:spacing w:after="0"/>
+        <w:shd w:fill="F3F4F6" w:val="clear"/>
+      </w:pPr>
+      <w:r>
+        <w:rPr>
+          <w:rFonts w:ascii="Consolas" w:hAnsi="Consolas"/>
+          <w:sz w:val="17"/>
+          <w:szCs w:val="17"/>
+        </w:rPr>
+        <w:t xml:space="preserve"/>
+      </w:r>
+    </w:p>
+    <w:p>
+      <w:pPr>
+        <w:spacing w:after="0"/>
+        <w:shd w:fill="F3F4F6" w:val="clear"/>
+      </w:pPr>
+      <w:r>
+        <w:rPr>
+          <w:rFonts w:ascii="Consolas" w:hAnsi="Consolas"/>
+          <w:sz w:val="17"/>
+          <w:szCs w:val="17"/>
+        </w:rPr>
+        <w:t xml:space="preserve">jawaban : "Untuk Bekasi Timur, ini yang ditemukan agen: Tema keluhan</w:t>
+      </w:r>
+    </w:p>
+    <w:p>
+      <w:pPr>
+        <w:spacing w:after="0"/>
+        <w:shd w:fill="F3F4F6" w:val="clear"/>
+      </w:pPr>
+      <w:r>
+        <w:rPr>
+          <w:rFonts w:ascii="Consolas" w:hAnsi="Consolas"/>
+          <w:sz w:val="17"/>
+          <w:szCs w:val="17"/>
+        </w:rPr>
+        <w:t xml:space="preserve">           terbesar adalah Antrean kasir: 31 keluhan dalam 8 pekan,</w:t>
+      </w:r>
+    </w:p>
+    <w:p>
+      <w:pPr>
+        <w:spacing w:after="0"/>
+        <w:shd w:fill="F3F4F6" w:val="clear"/>
+      </w:pPr>
+      <w:r>
+        <w:rPr>
+          <w:rFonts w:ascii="Consolas" w:hAnsi="Consolas"/>
+          <w:sz w:val="17"/>
+          <w:szCs w:val="17"/>
+        </w:rPr>
+        <w:t xml:space="preserve">           11 di antaranya pekan ini, naik 3,67× dibanding sebulan lalu…"</w:t>
+      </w:r>
+    </w:p>
+    <w:p>
+      <w:pPr>
+        <w:spacing w:after="120"/>
+      </w:pPr>
+      <w:r>
+        <w:t xml:space="preserve">Perhatikan langkah 7: agen Pengetahuan dipanggil dan tidak menemukan apa pun di atas ambang 0,70. Jawabannya tetap terbit karena 45 sumber lain — review dan data lokasi — sudah menopangnya. Agen yang tidak menemukan apa-apa tidak menggagalkan jawaban; ia hanya tidak menyumbang sumber. Perhatikan juga langkah 2–7 dijalankan dengan Promise.all, sehingga totalnya 43 ms, bukan jumlah ketiga agen.</w:t>
+      </w:r>
+    </w:p>
+    <w:p>
+      <w:pPr>
+        <w:pStyle w:val="Heading3"/>
+        <w:spacing w:after="100" w:before="200"/>
+      </w:pPr>
+      <w:r>
+        <w:t xml:space="preserve">Contoh B — pertanyaan kebijakan (satu agen)</w:t>
+      </w:r>
+    </w:p>
+    <w:p>
+      <w:pPr>
+        <w:spacing w:after="0"/>
+        <w:shd w:fill="F3F4F6" w:val="clear"/>
+      </w:pPr>
+      <w:r>
+        <w:rPr>
+          <w:rFonts w:ascii="Consolas" w:hAnsi="Consolas"/>
+          <w:sz w:val="17"/>
+          <w:szCs w:val="17"/>
+        </w:rPr>
+        <w:t xml:space="preserve">{ "question": "Apakah barang promo bisa dikembalikan?" }</w:t>
+      </w:r>
+    </w:p>
+    <w:p>
+      <w:pPr>
+        <w:spacing w:after="0"/>
+        <w:shd w:fill="F3F4F6" w:val="clear"/>
+      </w:pPr>
+      <w:r>
+        <w:rPr>
+          <w:rFonts w:ascii="Consolas" w:hAnsi="Consolas"/>
+          <w:sz w:val="17"/>
+          <w:szCs w:val="17"/>
+        </w:rPr>
+        <w:t xml:space="preserve"/>
+      </w:r>
+    </w:p>
+    <w:p>
+      <w:pPr>
+        <w:spacing w:after="0"/>
+        <w:shd w:fill="F3F4F6" w:val="clear"/>
+      </w:pPr>
+      <w:r>
+        <w:rPr>
+          <w:rFonts w:ascii="Consolas" w:hAnsi="Consolas"/>
+          <w:sz w:val="17"/>
+          <w:szCs w:val="17"/>
+        </w:rPr>
+        <w:t xml:space="preserve">intent  : lain            ← bukan pertanyaan_kebijakan; lihat catatan di bawah</w:t>
+      </w:r>
+    </w:p>
+    <w:p>
+      <w:pPr>
+        <w:spacing w:after="0"/>
+        <w:shd w:fill="F3F4F6" w:val="clear"/>
+      </w:pPr>
+      <w:r>
+        <w:rPr>
+          <w:rFonts w:ascii="Consolas" w:hAnsi="Consolas"/>
+          <w:sz w:val="17"/>
+          <w:szCs w:val="17"/>
+        </w:rPr>
+        <w:t xml:space="preserve">agen    : knowledge</w:t>
+      </w:r>
+    </w:p>
+    <w:p>
+      <w:pPr>
+        <w:spacing w:after="0"/>
+        <w:shd w:fill="F3F4F6" w:val="clear"/>
+      </w:pPr>
+      <w:r>
+        <w:rPr>
+          <w:rFonts w:ascii="Consolas" w:hAnsi="Consolas"/>
+          <w:sz w:val="17"/>
+          <w:szCs w:val="17"/>
+        </w:rPr>
+        <w:t xml:space="preserve"/>
+      </w:r>
+    </w:p>
+    <w:p>
+      <w:pPr>
+        <w:spacing w:after="0"/>
+        <w:shd w:fill="F3F4F6" w:val="clear"/>
+      </w:pPr>
+      <w:r>
+        <w:rPr>
+          <w:rFonts w:ascii="Consolas" w:hAnsi="Consolas"/>
+          <w:sz w:val="17"/>
+          <w:szCs w:val="17"/>
+        </w:rPr>
+        <w:t xml:space="preserve"> 1. supervisor.route     intent lain → knowledge</w:t>
+      </w:r>
+    </w:p>
+    <w:p>
+      <w:pPr>
+        <w:spacing w:after="0"/>
+        <w:shd w:fill="F3F4F6" w:val="clear"/>
+      </w:pPr>
+      <w:r>
+        <w:rPr>
+          <w:rFonts w:ascii="Consolas" w:hAnsi="Consolas"/>
+          <w:sz w:val="17"/>
+          <w:szCs w:val="17"/>
+        </w:rPr>
+        <w:t xml:space="preserve"> 2. rag.search           [knowledge] 2 kutipan lolos ambang · 12 ditolak</w:t>
+      </w:r>
+    </w:p>
+    <w:p>
+      <w:pPr>
+        <w:spacing w:after="0"/>
+        <w:shd w:fill="F3F4F6" w:val="clear"/>
+      </w:pPr>
+      <w:r>
+        <w:rPr>
+          <w:rFonts w:ascii="Consolas" w:hAnsi="Consolas"/>
+          <w:sz w:val="17"/>
+          <w:szCs w:val="17"/>
+        </w:rPr>
+        <w:t xml:space="preserve"> 3. guardrail.check      Guardrail lolos 3/4</w:t>
+      </w:r>
+    </w:p>
+    <w:p>
+      <w:pPr>
+        <w:spacing w:after="0"/>
+        <w:shd w:fill="F3F4F6" w:val="clear"/>
+      </w:pPr>
+      <w:r>
+        <w:rPr>
+          <w:rFonts w:ascii="Consolas" w:hAnsi="Consolas"/>
+          <w:sz w:val="17"/>
+          <w:szCs w:val="17"/>
+        </w:rPr>
+        <w:t xml:space="preserve"/>
+      </w:r>
+    </w:p>
+    <w:p>
+      <w:pPr>
+        <w:spacing w:after="0"/>
+        <w:shd w:fill="F3F4F6" w:val="clear"/>
+      </w:pPr>
+      <w:r>
+        <w:rPr>
+          <w:rFonts w:ascii="Consolas" w:hAnsi="Consolas"/>
+          <w:sz w:val="17"/>
+          <w:szCs w:val="17"/>
+        </w:rPr>
+        <w:t xml:space="preserve">sumber  : 2       ditolak: false      Rp 128      7 ms</w:t>
+      </w:r>
+    </w:p>
+    <w:p>
+      <w:pPr>
+        <w:spacing w:after="0"/>
+        <w:shd w:fill="F3F4F6" w:val="clear"/>
+      </w:pPr>
+      <w:r>
+        <w:rPr>
+          <w:rFonts w:ascii="Consolas" w:hAnsi="Consolas"/>
+          <w:sz w:val="17"/>
+          <w:szCs w:val="17"/>
+        </w:rPr>
+        <w:t xml:space="preserve">aksi    : create-ticket</w:t>
+      </w:r>
+    </w:p>
+    <w:p>
+      <w:pPr>
+        <w:spacing w:after="0"/>
+        <w:shd w:fill="F3F4F6" w:val="clear"/>
+      </w:pPr>
+      <w:r>
+        <w:rPr>
+          <w:rFonts w:ascii="Consolas" w:hAnsi="Consolas"/>
+          <w:sz w:val="17"/>
+          <w:szCs w:val="17"/>
+        </w:rPr>
+        <w:t xml:space="preserve"/>
+      </w:r>
+    </w:p>
+    <w:p>
+      <w:pPr>
+        <w:spacing w:after="0"/>
+        <w:shd w:fill="F3F4F6" w:val="clear"/>
+      </w:pPr>
+      <w:r>
+        <w:rPr>
+          <w:rFonts w:ascii="Consolas" w:hAnsi="Consolas"/>
+          <w:sz w:val="17"/>
+          <w:szCs w:val="17"/>
+        </w:rPr>
+        <w:t xml:space="preserve">jawaban : "SOP Layanan Pelanggan v4 hal. 21: Pengembalian barang promo</w:t>
+      </w:r>
+    </w:p>
+    <w:p>
+      <w:pPr>
+        <w:spacing w:after="0"/>
+        <w:shd w:fill="F3F4F6" w:val="clear"/>
+      </w:pPr>
+      <w:r>
+        <w:rPr>
+          <w:rFonts w:ascii="Consolas" w:hAnsi="Consolas"/>
+          <w:sz w:val="17"/>
+          <w:szCs w:val="17"/>
+        </w:rPr>
+        <w:t xml:space="preserve">           dapat dilayani apabila barang masih dalam masa 7 hari…"</w:t>
+      </w:r>
+    </w:p>
+    <w:p>
+      <w:pPr>
+        <w:spacing w:after="120"/>
+      </w:pPr>
+      <w:r>
+        <w:t xml:space="preserve">Contoh ini sekaligus memperlihatkan batas routing berbasis kata kunci. Aturan pertanyaan_kebijakan mencocokkan sop, boleh, aturan, kebijakan, refund, syarat, prosedur — dan kalimat ini tidak memuat satu pun. Ia jatuh ke intent lain, yang defaultnya tetap memanggil agen Pengetahuan, sehingga jawabannya benar meski labelnya meleset.</w:t>
+      </w:r>
+    </w:p>
+    <w:p>
+      <w:pPr>
+        <w:spacing w:after="200"/>
+      </w:pPr>
+      <w:r>
+        <w:rPr>
+          <w:i/>
+          <w:iCs/>
+          <w:color w:val="6B7280"/>
+          <w:sz w:val="18"/>
+          <w:szCs w:val="18"/>
+        </w:rPr>
+        <w:t xml:space="preserve">Inilah alasan default intent "lain" memanggil satu agen, bukan nol: aturan kata kunci akan meleset, dan jalur amannya harus tetap menghasilkan jawaban bersumber. Yang salah di sini hanya label intent pada jejak, bukan hasilnya.</w:t>
+      </w:r>
+    </w:p>
+    <w:p>
+      <w:pPr>
+        <w:pStyle w:val="Heading3"/>
+        <w:spacing w:after="100" w:before="200"/>
+      </w:pPr>
+      <w:r>
+        <w:t xml:space="preserve">Contoh C — penolakan dan celah pengetahuan</w:t>
+      </w:r>
+    </w:p>
+    <w:p>
+      <w:pPr>
+        <w:spacing w:after="0"/>
+        <w:shd w:fill="F3F4F6" w:val="clear"/>
+      </w:pPr>
+      <w:r>
+        <w:rPr>
+          <w:rFonts w:ascii="Consolas" w:hAnsi="Consolas"/>
+          <w:sz w:val="17"/>
+          <w:szCs w:val="17"/>
+        </w:rPr>
+        <w:t xml:space="preserve">{ "question": "Bagaimana resep rendang padang?" }</w:t>
+      </w:r>
+    </w:p>
+    <w:p>
+      <w:pPr>
+        <w:spacing w:after="0"/>
+        <w:shd w:fill="F3F4F6" w:val="clear"/>
+      </w:pPr>
+      <w:r>
+        <w:rPr>
+          <w:rFonts w:ascii="Consolas" w:hAnsi="Consolas"/>
+          <w:sz w:val="17"/>
+          <w:szCs w:val="17"/>
+        </w:rPr>
+        <w:t xml:space="preserve"/>
+      </w:r>
+    </w:p>
+    <w:p>
+      <w:pPr>
+        <w:spacing w:after="0"/>
+        <w:shd w:fill="F3F4F6" w:val="clear"/>
+      </w:pPr>
+      <w:r>
+        <w:rPr>
+          <w:rFonts w:ascii="Consolas" w:hAnsi="Consolas"/>
+          <w:sz w:val="17"/>
+          <w:szCs w:val="17"/>
+        </w:rPr>
+        <w:t xml:space="preserve">intent  : lain</w:t>
+      </w:r>
+    </w:p>
+    <w:p>
+      <w:pPr>
+        <w:spacing w:after="0"/>
+        <w:shd w:fill="F3F4F6" w:val="clear"/>
+      </w:pPr>
+      <w:r>
+        <w:rPr>
+          <w:rFonts w:ascii="Consolas" w:hAnsi="Consolas"/>
+          <w:sz w:val="17"/>
+          <w:szCs w:val="17"/>
+        </w:rPr>
+        <w:t xml:space="preserve">agen    : knowledge</w:t>
+      </w:r>
+    </w:p>
+    <w:p>
+      <w:pPr>
+        <w:spacing w:after="0"/>
+        <w:shd w:fill="F3F4F6" w:val="clear"/>
+      </w:pPr>
+      <w:r>
+        <w:rPr>
+          <w:rFonts w:ascii="Consolas" w:hAnsi="Consolas"/>
+          <w:sz w:val="17"/>
+          <w:szCs w:val="17"/>
+        </w:rPr>
+        <w:t xml:space="preserve"/>
+      </w:r>
+    </w:p>
+    <w:p>
+      <w:pPr>
+        <w:spacing w:after="0"/>
+        <w:shd w:fill="F3F4F6" w:val="clear"/>
+      </w:pPr>
+      <w:r>
+        <w:rPr>
+          <w:rFonts w:ascii="Consolas" w:hAnsi="Consolas"/>
+          <w:sz w:val="17"/>
+          <w:szCs w:val="17"/>
+        </w:rPr>
+        <w:t xml:space="preserve"> 1. supervisor.route     intent lain → knowledge</w:t>
+      </w:r>
+    </w:p>
+    <w:p>
+      <w:pPr>
+        <w:spacing w:after="0"/>
+        <w:shd w:fill="F3F4F6" w:val="clear"/>
+      </w:pPr>
+      <w:r>
+        <w:rPr>
+          <w:rFonts w:ascii="Consolas" w:hAnsi="Consolas"/>
+          <w:sz w:val="17"/>
+          <w:szCs w:val="17"/>
+        </w:rPr>
+        <w:t xml:space="preserve"> 2. rag.search           [knowledge] 0 kutipan lolos ambang · 14 ditolak</w:t>
+      </w:r>
+    </w:p>
+    <w:p>
+      <w:pPr>
+        <w:spacing w:after="0"/>
+        <w:shd w:fill="F3F4F6" w:val="clear"/>
+      </w:pPr>
+      <w:r>
+        <w:rPr>
+          <w:rFonts w:ascii="Consolas" w:hAnsi="Consolas"/>
+          <w:sz w:val="17"/>
+          <w:szCs w:val="17"/>
+        </w:rPr>
+        <w:t xml:space="preserve"> 3. guardrail.check      Guardrail lolos 4/4</w:t>
+      </w:r>
+    </w:p>
+    <w:p>
+      <w:pPr>
+        <w:spacing w:after="0"/>
+        <w:shd w:fill="F3F4F6" w:val="clear"/>
+      </w:pPr>
+      <w:r>
+        <w:rPr>
+          <w:rFonts w:ascii="Consolas" w:hAnsi="Consolas"/>
+          <w:sz w:val="17"/>
+          <w:szCs w:val="17"/>
+        </w:rPr>
+        <w:t xml:space="preserve"/>
+      </w:r>
+    </w:p>
+    <w:p>
+      <w:pPr>
+        <w:spacing w:after="0"/>
+        <w:shd w:fill="F3F4F6" w:val="clear"/>
+      </w:pPr>
+      <w:r>
+        <w:rPr>
+          <w:rFonts w:ascii="Consolas" w:hAnsi="Consolas"/>
+          <w:sz w:val="17"/>
+          <w:szCs w:val="17"/>
+        </w:rPr>
+        <w:t xml:space="preserve">sumber  : 0       ditolak: TRUE       Rp 126      4 ms</w:t>
+      </w:r>
+    </w:p>
+    <w:p>
+      <w:pPr>
+        <w:spacing w:after="0"/>
+        <w:shd w:fill="F3F4F6" w:val="clear"/>
+      </w:pPr>
+      <w:r>
+        <w:rPr>
+          <w:rFonts w:ascii="Consolas" w:hAnsi="Consolas"/>
+          <w:sz w:val="17"/>
+          <w:szCs w:val="17"/>
+        </w:rPr>
+        <w:t xml:space="preserve">aksi    : report-gap      ← satu-satunya aksi, dan sengaja demikian</w:t>
+      </w:r>
+    </w:p>
+    <w:p>
+      <w:pPr>
+        <w:spacing w:after="0"/>
+        <w:shd w:fill="F3F4F6" w:val="clear"/>
+      </w:pPr>
+      <w:r>
+        <w:rPr>
+          <w:rFonts w:ascii="Consolas" w:hAnsi="Consolas"/>
+          <w:sz w:val="17"/>
+          <w:szCs w:val="17"/>
+        </w:rPr>
+        <w:t xml:space="preserve"/>
+      </w:r>
+    </w:p>
+    <w:p>
+      <w:pPr>
+        <w:spacing w:after="0"/>
+        <w:shd w:fill="F3F4F6" w:val="clear"/>
+      </w:pPr>
+      <w:r>
+        <w:rPr>
+          <w:rFonts w:ascii="Consolas" w:hAnsi="Consolas"/>
+          <w:sz w:val="17"/>
+          <w:szCs w:val="17"/>
+        </w:rPr>
+        <w:t xml:space="preserve">jawaban : "Tidak ada di dokumen. Agen tidak menemukan satu pun sumber</w:t>
+      </w:r>
+    </w:p>
+    <w:p>
+      <w:pPr>
+        <w:spacing w:after="0"/>
+        <w:shd w:fill="F3F4F6" w:val="clear"/>
+      </w:pPr>
+      <w:r>
+        <w:rPr>
+          <w:rFonts w:ascii="Consolas" w:hAnsi="Consolas"/>
+          <w:sz w:val="17"/>
+          <w:szCs w:val="17"/>
+        </w:rPr>
+        <w:t xml:space="preserve">           yang bisa menopang jawaban untuk pertanyaan ini… Pertanyaan</w:t>
+      </w:r>
+    </w:p>
+    <w:p>
+      <w:pPr>
+        <w:spacing w:after="0"/>
+        <w:shd w:fill="F3F4F6" w:val="clear"/>
+      </w:pPr>
+      <w:r>
+        <w:rPr>
+          <w:rFonts w:ascii="Consolas" w:hAnsi="Consolas"/>
+          <w:sz w:val="17"/>
+          <w:szCs w:val="17"/>
+        </w:rPr>
+        <w:t xml:space="preserve">           ini dicatat sebagai celah pengetahuan."</w:t>
+      </w:r>
+    </w:p>
+    <w:p>
+      <w:pPr>
+        <w:spacing w:after="120"/>
+      </w:pPr>
+      <w:r>
+        <w:t xml:space="preserve">Penolakan terjadi karena sources.length === 0, bukan karena ada yang menilai pertanyaannya di luar topik. Empat belas kutipan diperiksa dan semuanya di bawah ambang. Pertanyaannya dicatat di gap log dan muncul di layar 11, sehingga jalan buntu berubah jadi daftar pekerjaan untuk korpus. Biaya tetap dicatat meski tidak ada model yang dipanggil — Rp 126 adalah estimasi langkah dan sumber, bukan token.</w:t>
+      </w:r>
+    </w:p>
+    <w:p>
+      <w:pPr>
+        <w:spacing w:after="200"/>
+      </w:pPr>
+      <w:r>
+        <w:rPr>
+          <w:i/>
+          <w:iCs/>
+          <w:color w:val="6B7280"/>
+          <w:sz w:val="18"/>
+          <w:szCs w:val="18"/>
+        </w:rPr>
+        <w:t xml:space="preserve">Ketiga jejak ini dapat direproduksi: jalankan API, lalu POST /v1/agent/ask dengan pertanyaan yang sama. Angka review dan tema mengikuti dataset contoh, sedangkan latensi dan biaya akan berbeda sedikit tiap jalan.</w:t>
       </w:r>
     </w:p>
     <w:p>

--- a/docs/exports/dokumentasi-agen-ai.docx
+++ b/docs/exports/dokumentasi-agen-ai.docx
@@ -9977,6 +9977,22 @@
     </w:p>
     <w:p>
       <w:pPr>
+        <w:spacing w:after="200"/>
+        <w:shd w:fill="FEF3C7" w:val="clear"/>
+        <w:ind w:left="120" w:right="120"/>
+      </w:pPr>
+      <w:r>
+        <w:rPr>
+          <w:b/>
+          <w:bCs/>
+          <w:sz w:val="19"/>
+          <w:szCs w:val="19"/>
+        </w:rPr>
+        <w:t xml:space="preserve">Langkah 7 memakai rag.search, bukan rag.cite. Tidak ada panggilan model di seluruh jejak ini — cara tercepat memeriksanya: bila jejak tidak memuat baris gemini.generate, tidak ada token yang terbakar.</w:t>
+      </w:r>
+    </w:p>
+    <w:p>
+      <w:pPr>
         <w:pStyle w:val="Heading3"/>
         <w:spacing w:after="100" w:before="200"/>
       </w:pPr>
@@ -10443,6 +10459,702 @@
           <w:szCs w:val="18"/>
         </w:rPr>
         <w:t xml:space="preserve">Ketiga jejak ini dapat direproduksi: jalankan API, lalu POST /v1/agent/ask dengan pertanyaan yang sama. Angka review dan tema mengikuti dataset contoh, sedangkan latensi dan biaya akan berbeda sedikit tiap jalan.</w:t>
+      </w:r>
+    </w:p>
+    <w:p>
+      <w:pPr>
+        <w:pStyle w:val="Heading2"/>
+        <w:spacing w:after="120" w:before="240"/>
+      </w:pPr>
+      <w:r>
+        <w:t xml:space="preserve">11.6 Mekanisme rag.search, dijalankan pada dua contoh di atas</w:t>
+      </w:r>
+    </w:p>
+    <w:p>
+      <w:pPr>
+        <w:spacing w:after="120"/>
+      </w:pPr>
+      <w:r>
+        <w:t xml:space="preserve">Aturannya sudah didaftar di bagian 5.2. Yang belum terlihat adalah aturan itu menghasilkan angka — dan tanpa itu, baris "0 kutipan lolos ambang · 14 ditolak" di Contoh A tidak bisa dijelaskan. Berikut perhitungannya, dijalankan pada korpus nusa-retail (14 passage yang bisa diambil).</w:t>
+      </w:r>
+    </w:p>
+    <w:p>
+      <w:pPr>
+        <w:pStyle w:val="Heading3"/>
+        <w:spacing w:after="100" w:before="200"/>
+      </w:pPr>
+      <w:r>
+        <w:t xml:space="preserve">Lima langkah, tanpa embedding dan tanpa jaringan</w:t>
+      </w:r>
+    </w:p>
+    <w:p>
+      <w:pPr>
+        <w:spacing w:after="0"/>
+        <w:shd w:fill="F3F4F6" w:val="clear"/>
+      </w:pPr>
+      <w:r>
+        <w:rPr>
+          <w:rFonts w:ascii="Consolas" w:hAnsi="Consolas"/>
+          <w:sz w:val="17"/>
+          <w:szCs w:val="17"/>
+        </w:rPr>
+        <w:t xml:space="preserve">1. tokenise    huruf kecil, tanda baca dibuang, token ≤2 huruf dibuang,</w:t>
+      </w:r>
+    </w:p>
+    <w:p>
+      <w:pPr>
+        <w:spacing w:after="0"/>
+        <w:shd w:fill="F3F4F6" w:val="clear"/>
+      </w:pPr>
+      <w:r>
+        <w:rPr>
+          <w:rFonts w:ascii="Consolas" w:hAnsi="Consolas"/>
+          <w:sz w:val="17"/>
+          <w:szCs w:val="17"/>
+        </w:rPr>
+        <w:t xml:space="preserve">               ~70 kata henti Bahasa Indonesia dibuang (termasuk kata</w:t>
+      </w:r>
+    </w:p>
+    <w:p>
+      <w:pPr>
+        <w:spacing w:after="0"/>
+        <w:shd w:fill="F3F4F6" w:val="clear"/>
+      </w:pPr>
+      <w:r>
+        <w:rPr>
+          <w:rFonts w:ascii="Consolas" w:hAnsi="Consolas"/>
+          <w:sz w:val="17"/>
+          <w:szCs w:val="17"/>
+        </w:rPr>
+        <w:t xml:space="preserve">               tanya: apa, apakah, kenapa, bagaimana, boleh, …)</w:t>
+      </w:r>
+    </w:p>
+    <w:p>
+      <w:pPr>
+        <w:spacing w:after="0"/>
+        <w:shd w:fill="F3F4F6" w:val="clear"/>
+      </w:pPr>
+      <w:r>
+        <w:rPr>
+          <w:rFonts w:ascii="Consolas" w:hAnsi="Consolas"/>
+          <w:sz w:val="17"/>
+          <w:szCs w:val="17"/>
+        </w:rPr>
+        <w:t xml:space="preserve"/>
+      </w:r>
+    </w:p>
+    <w:p>
+      <w:pPr>
+        <w:spacing w:after="0"/>
+        <w:shd w:fill="F3F4F6" w:val="clear"/>
+      </w:pPr>
+      <w:r>
+        <w:rPr>
+          <w:rFonts w:ascii="Consolas" w:hAnsi="Consolas"/>
+          <w:sz w:val="17"/>
+          <w:szCs w:val="17"/>
+        </w:rPr>
+        <w:t xml:space="preserve">2. stem        imbuhan dikupas kasar supaya "antrean" dan "antre" bertemu</w:t>
+      </w:r>
+    </w:p>
+    <w:p>
+      <w:pPr>
+        <w:spacing w:after="0"/>
+        <w:shd w:fill="F3F4F6" w:val="clear"/>
+      </w:pPr>
+      <w:r>
+        <w:rPr>
+          <w:rFonts w:ascii="Consolas" w:hAnsi="Consolas"/>
+          <w:sz w:val="17"/>
+          <w:szCs w:val="17"/>
+        </w:rPr>
+        <w:t xml:space="preserve">               depan: mem- men- meng- meny- me- di- ter- ber- per- ke-</w:t>
+      </w:r>
+    </w:p>
+    <w:p>
+      <w:pPr>
+        <w:spacing w:after="0"/>
+        <w:shd w:fill="F3F4F6" w:val="clear"/>
+      </w:pPr>
+      <w:r>
+        <w:rPr>
+          <w:rFonts w:ascii="Consolas" w:hAnsi="Consolas"/>
+          <w:sz w:val="17"/>
+          <w:szCs w:val="17"/>
+        </w:rPr>
+        <w:t xml:space="preserve">               belakang: -nya -kah -lah -pun -kan -an -i</w:t>
+      </w:r>
+    </w:p>
+    <w:p>
+      <w:pPr>
+        <w:spacing w:after="0"/>
+        <w:shd w:fill="F3F4F6" w:val="clear"/>
+      </w:pPr>
+      <w:r>
+        <w:rPr>
+          <w:rFonts w:ascii="Consolas" w:hAnsi="Consolas"/>
+          <w:sz w:val="17"/>
+          <w:szCs w:val="17"/>
+        </w:rPr>
+        <w:t xml:space="preserve"/>
+      </w:r>
+    </w:p>
+    <w:p>
+      <w:pPr>
+        <w:spacing w:after="0"/>
+        <w:shd w:fill="F3F4F6" w:val="clear"/>
+      </w:pPr>
+      <w:r>
+        <w:rPr>
+          <w:rFonts w:ascii="Consolas" w:hAnsi="Consolas"/>
+          <w:sz w:val="17"/>
+          <w:szCs w:val="17"/>
+        </w:rPr>
+        <w:t xml:space="preserve">3. IDF         idf(kata) = log((N+1) / (df+1)) + 1        N = 14 passage</w:t>
+      </w:r>
+    </w:p>
+    <w:p>
+      <w:pPr>
+        <w:spacing w:after="0"/>
+        <w:shd w:fill="F3F4F6" w:val="clear"/>
+      </w:pPr>
+      <w:r>
+        <w:rPr>
+          <w:rFonts w:ascii="Consolas" w:hAnsi="Consolas"/>
+          <w:sz w:val="17"/>
+          <w:szCs w:val="17"/>
+        </w:rPr>
+        <w:t xml:space="preserve">               dihitung atas judul + isi passage, bukan isi saja</w:t>
+      </w:r>
+    </w:p>
+    <w:p>
+      <w:pPr>
+        <w:spacing w:after="0"/>
+        <w:shd w:fill="F3F4F6" w:val="clear"/>
+      </w:pPr>
+      <w:r>
+        <w:rPr>
+          <w:rFonts w:ascii="Consolas" w:hAnsi="Consolas"/>
+          <w:sz w:val="17"/>
+          <w:szCs w:val="17"/>
+        </w:rPr>
+        <w:t xml:space="preserve"/>
+      </w:r>
+    </w:p>
+    <w:p>
+      <w:pPr>
+        <w:spacing w:after="0"/>
+        <w:shd w:fill="F3F4F6" w:val="clear"/>
+      </w:pPr>
+      <w:r>
+        <w:rPr>
+          <w:rFonts w:ascii="Consolas" w:hAnsi="Consolas"/>
+          <w:sz w:val="17"/>
+          <w:szCs w:val="17"/>
+        </w:rPr>
+        <w:t xml:space="preserve">4. answerable  hanya kata kueri yang ADA di korpus yang dipakai</w:t>
+      </w:r>
+    </w:p>
+    <w:p>
+      <w:pPr>
+        <w:spacing w:after="0"/>
+        <w:shd w:fill="F3F4F6" w:val="clear"/>
+      </w:pPr>
+      <w:r>
+        <w:rPr>
+          <w:rFonts w:ascii="Consolas" w:hAnsi="Consolas"/>
+          <w:sz w:val="17"/>
+          <w:szCs w:val="17"/>
+        </w:rPr>
+        <w:t xml:space="preserve">               kata di luar kosakata tidak masuk penyebut sama sekali</w:t>
+      </w:r>
+    </w:p>
+    <w:p>
+      <w:pPr>
+        <w:spacing w:after="0"/>
+        <w:shd w:fill="F3F4F6" w:val="clear"/>
+      </w:pPr>
+      <w:r>
+        <w:rPr>
+          <w:rFonts w:ascii="Consolas" w:hAnsi="Consolas"/>
+          <w:sz w:val="17"/>
+          <w:szCs w:val="17"/>
+        </w:rPr>
+        <w:t xml:space="preserve">               syarat: minimal 2 kata answerable (MIN_ANSWERABLE_TERMS)</w:t>
+      </w:r>
+    </w:p>
+    <w:p>
+      <w:pPr>
+        <w:spacing w:after="0"/>
+        <w:shd w:fill="F3F4F6" w:val="clear"/>
+      </w:pPr>
+      <w:r>
+        <w:rPr>
+          <w:rFonts w:ascii="Consolas" w:hAnsi="Consolas"/>
+          <w:sz w:val="17"/>
+          <w:szCs w:val="17"/>
+        </w:rPr>
+        <w:t xml:space="preserve"/>
+      </w:r>
+    </w:p>
+    <w:p>
+      <w:pPr>
+        <w:spacing w:after="0"/>
+        <w:shd w:fill="F3F4F6" w:val="clear"/>
+      </w:pPr>
+      <w:r>
+        <w:rPr>
+          <w:rFonts w:ascii="Consolas" w:hAnsi="Consolas"/>
+          <w:sz w:val="17"/>
+          <w:szCs w:val="17"/>
+        </w:rPr>
+        <w:t xml:space="preserve">5. skor        Σ idf(kata yang cocok di passage)  ÷  Σ idf(semua answerable)</w:t>
+      </w:r>
+    </w:p>
+    <w:p>
+      <w:pPr>
+        <w:spacing w:after="0"/>
+        <w:shd w:fill="F3F4F6" w:val="clear"/>
+      </w:pPr>
+      <w:r>
+        <w:rPr>
+          <w:rFonts w:ascii="Consolas" w:hAnsi="Consolas"/>
+          <w:sz w:val="17"/>
+          <w:szCs w:val="17"/>
+        </w:rPr>
+        <w:t xml:space="preserve">               hasil 0..1, dibandingkan dengan ambang 0,70</w:t>
+      </w:r>
+    </w:p>
+    <w:p>
+      <w:pPr>
+        <w:spacing w:after="120"/>
+      </w:pPr>
+      <w:r>
+        <w:t xml:space="preserve">Kata di luar kosakata sengaja dikeluarkan dari penyebut: kata yang tidak muncul di passage mana pun tidak bisa membedakan satu passage dari yang lain, jadi memasukkannya hanya menghukum semua kandidat secara merata — yang menentukan hasil jadi cara bertanya, bukan maknanya.</w:t>
+      </w:r>
+    </w:p>
+    <w:p>
+      <w:pPr>
+        <w:pStyle w:val="Heading3"/>
+        <w:spacing w:after="100" w:before="200"/>
+      </w:pPr>
+      <w:r>
+        <w:t xml:space="preserve">Contoh A — kenapa skornya 0 dan 14 passage ditolak</w:t>
+      </w:r>
+    </w:p>
+    <w:p>
+      <w:pPr>
+        <w:spacing w:after="0"/>
+        <w:shd w:fill="F3F4F6" w:val="clear"/>
+      </w:pPr>
+      <w:r>
+        <w:rPr>
+          <w:rFonts w:ascii="Consolas" w:hAnsi="Consolas"/>
+          <w:sz w:val="17"/>
+          <w:szCs w:val="17"/>
+        </w:rPr>
+        <w:t xml:space="preserve">pertanyaan : "Kenapa rating cabang Bekasi Timur turun bulan ini?"</w:t>
+      </w:r>
+    </w:p>
+    <w:p>
+      <w:pPr>
+        <w:spacing w:after="0"/>
+        <w:shd w:fill="F3F4F6" w:val="clear"/>
+      </w:pPr>
+      <w:r>
+        <w:rPr>
+          <w:rFonts w:ascii="Consolas" w:hAnsi="Consolas"/>
+          <w:sz w:val="17"/>
+          <w:szCs w:val="17"/>
+        </w:rPr>
+        <w:t xml:space="preserve"/>
+      </w:r>
+    </w:p>
+    <w:p>
+      <w:pPr>
+        <w:spacing w:after="0"/>
+        <w:shd w:fill="F3F4F6" w:val="clear"/>
+      </w:pPr>
+      <w:r>
+        <w:rPr>
+          <w:rFonts w:ascii="Consolas" w:hAnsi="Consolas"/>
+          <w:sz w:val="17"/>
+          <w:szCs w:val="17"/>
+        </w:rPr>
+        <w:t xml:space="preserve">sesudah stopword + stem : rating · cabang · bekas · timur · turun · bul</w:t>
+      </w:r>
+    </w:p>
+    <w:p>
+      <w:pPr>
+        <w:spacing w:after="0"/>
+        <w:shd w:fill="F3F4F6" w:val="clear"/>
+      </w:pPr>
+      <w:r>
+        <w:rPr>
+          <w:rFonts w:ascii="Consolas" w:hAnsi="Consolas"/>
+          <w:sz w:val="17"/>
+          <w:szCs w:val="17"/>
+        </w:rPr>
+        <w:t xml:space="preserve">dikenal korpus SOP      : cabang</w:t>
+      </w:r>
+    </w:p>
+    <w:p>
+      <w:pPr>
+        <w:spacing w:after="0"/>
+        <w:shd w:fill="F3F4F6" w:val="clear"/>
+      </w:pPr>
+      <w:r>
+        <w:rPr>
+          <w:rFonts w:ascii="Consolas" w:hAnsi="Consolas"/>
+          <w:sz w:val="17"/>
+          <w:szCs w:val="17"/>
+        </w:rPr>
+        <w:t xml:space="preserve">di luar kosakata        : rating · bekas · timur · turun · bul</w:t>
+      </w:r>
+    </w:p>
+    <w:p>
+      <w:pPr>
+        <w:spacing w:after="0"/>
+        <w:shd w:fill="F3F4F6" w:val="clear"/>
+      </w:pPr>
+      <w:r>
+        <w:rPr>
+          <w:rFonts w:ascii="Consolas" w:hAnsi="Consolas"/>
+          <w:sz w:val="17"/>
+          <w:szCs w:val="17"/>
+        </w:rPr>
+        <w:t xml:space="preserve"/>
+      </w:r>
+    </w:p>
+    <w:p>
+      <w:pPr>
+        <w:spacing w:after="0"/>
+        <w:shd w:fill="F3F4F6" w:val="clear"/>
+      </w:pPr>
+      <w:r>
+        <w:rPr>
+          <w:rFonts w:ascii="Consolas" w:hAnsi="Consolas"/>
+          <w:sz w:val="17"/>
+          <w:szCs w:val="17"/>
+        </w:rPr>
+        <w:t xml:space="preserve">answerable = 1  →  kurang dari MIN_ANSWERABLE_TERMS (2)</w:t>
+      </w:r>
+    </w:p>
+    <w:p>
+      <w:pPr>
+        <w:spacing w:after="0"/>
+        <w:shd w:fill="F3F4F6" w:val="clear"/>
+      </w:pPr>
+      <w:r>
+        <w:rPr>
+          <w:rFonts w:ascii="Consolas" w:hAnsi="Consolas"/>
+          <w:sz w:val="17"/>
+          <w:szCs w:val="17"/>
+        </w:rPr>
+        <w:t xml:space="preserve">queryWeight = 0 →  setiap skor = 0</w:t>
+      </w:r>
+    </w:p>
+    <w:p>
+      <w:pPr>
+        <w:spacing w:after="0"/>
+        <w:shd w:fill="F3F4F6" w:val="clear"/>
+      </w:pPr>
+      <w:r>
+        <w:rPr>
+          <w:rFonts w:ascii="Consolas" w:hAnsi="Consolas"/>
+          <w:sz w:val="17"/>
+          <w:szCs w:val="17"/>
+        </w:rPr>
+        <w:t xml:space="preserve"/>
+      </w:r>
+    </w:p>
+    <w:p>
+      <w:pPr>
+        <w:spacing w:after="0"/>
+        <w:shd w:fill="F3F4F6" w:val="clear"/>
+      </w:pPr>
+      <w:r>
+        <w:rPr>
+          <w:rFonts w:ascii="Consolas" w:hAnsi="Consolas"/>
+          <w:sz w:val="17"/>
+          <w:szCs w:val="17"/>
+        </w:rPr>
+        <w:t xml:space="preserve">hasil: 0 lolos · 14 ditolak · skor tertinggi 0,0000</w:t>
+      </w:r>
+    </w:p>
+    <w:p>
+      <w:pPr>
+        <w:spacing w:after="120"/>
+      </w:pPr>
+      <w:r>
+        <w:t xml:space="preserve">Aturan minimal dua kata inilah yang menyelamatkan jawabannya. Tanpa itu, penyebutnya hanya idf("cabang") — dan pasal SOP mana pun yang kebetulan memuat kata "cabang" akan mendapat skor 1,00, lalu dikutip dengan penuh percaya diri untuk pertanyaan tentang rating. Korpus SOP memang tidak punya apa pun tentang rating; jawaban jujurnya adalah tidak menyumbang sumber, bukan mengutip paragraf terdekat.</w:t>
+      </w:r>
+    </w:p>
+    <w:p>
+      <w:pPr>
+        <w:spacing w:after="120"/>
+      </w:pPr>
+      <w:r>
+        <w:t xml:space="preserve">Perhatikan juga "bekas": itu hasil stemming "Bekasi" yang kehilangan akhiran -i. Stemmer-nya memang kasar, dan di sini kekasaran itu tidak merugikan karena kata itu di luar kosakata SOP dengan cara apa pun.</w:t>
+      </w:r>
+    </w:p>
+    <w:p>
+      <w:pPr>
+        <w:pStyle w:val="Heading3"/>
+        <w:spacing w:after="100" w:before="200"/>
+      </w:pPr>
+      <w:r>
+        <w:t xml:space="preserve">Contoh B — kenapa skornya 1,00</w:t>
+      </w:r>
+    </w:p>
+    <w:p>
+      <w:pPr>
+        <w:spacing w:after="0"/>
+        <w:shd w:fill="F3F4F6" w:val="clear"/>
+      </w:pPr>
+      <w:r>
+        <w:rPr>
+          <w:rFonts w:ascii="Consolas" w:hAnsi="Consolas"/>
+          <w:sz w:val="17"/>
+          <w:szCs w:val="17"/>
+        </w:rPr>
+        <w:t xml:space="preserve">pertanyaan : "Apakah barang promo bisa dikembalikan?"</w:t>
+      </w:r>
+    </w:p>
+    <w:p>
+      <w:pPr>
+        <w:spacing w:after="0"/>
+        <w:shd w:fill="F3F4F6" w:val="clear"/>
+      </w:pPr>
+      <w:r>
+        <w:rPr>
+          <w:rFonts w:ascii="Consolas" w:hAnsi="Consolas"/>
+          <w:sz w:val="17"/>
+          <w:szCs w:val="17"/>
+        </w:rPr>
+        <w:t xml:space="preserve"/>
+      </w:r>
+    </w:p>
+    <w:p>
+      <w:pPr>
+        <w:spacing w:after="0"/>
+        <w:shd w:fill="F3F4F6" w:val="clear"/>
+      </w:pPr>
+      <w:r>
+        <w:rPr>
+          <w:rFonts w:ascii="Consolas" w:hAnsi="Consolas"/>
+          <w:sz w:val="17"/>
+          <w:szCs w:val="17"/>
+        </w:rPr>
+        <w:t xml:space="preserve">sesudah stopword + stem : barang · promo · kembali</w:t>
+      </w:r>
+    </w:p>
+    <w:p>
+      <w:pPr>
+        <w:spacing w:after="0"/>
+        <w:shd w:fill="F3F4F6" w:val="clear"/>
+      </w:pPr>
+      <w:r>
+        <w:rPr>
+          <w:rFonts w:ascii="Consolas" w:hAnsi="Consolas"/>
+          <w:sz w:val="17"/>
+          <w:szCs w:val="17"/>
+        </w:rPr>
+        <w:t xml:space="preserve">   ("apakah" dan "bisa" dibuang sebagai kata henti)</w:t>
+      </w:r>
+    </w:p>
+    <w:p>
+      <w:pPr>
+        <w:spacing w:after="0"/>
+        <w:shd w:fill="F3F4F6" w:val="clear"/>
+      </w:pPr>
+      <w:r>
+        <w:rPr>
+          <w:rFonts w:ascii="Consolas" w:hAnsi="Consolas"/>
+          <w:sz w:val="17"/>
+          <w:szCs w:val="17"/>
+        </w:rPr>
+        <w:t xml:space="preserve">dikenal korpus SOP      : barang · promo</w:t>
+      </w:r>
+    </w:p>
+    <w:p>
+      <w:pPr>
+        <w:spacing w:after="0"/>
+        <w:shd w:fill="F3F4F6" w:val="clear"/>
+      </w:pPr>
+      <w:r>
+        <w:rPr>
+          <w:rFonts w:ascii="Consolas" w:hAnsi="Consolas"/>
+          <w:sz w:val="17"/>
+          <w:szCs w:val="17"/>
+        </w:rPr>
+        <w:t xml:space="preserve">di luar kosakata        : kembali</w:t>
+      </w:r>
+    </w:p>
+    <w:p>
+      <w:pPr>
+        <w:spacing w:after="0"/>
+        <w:shd w:fill="F3F4F6" w:val="clear"/>
+      </w:pPr>
+      <w:r>
+        <w:rPr>
+          <w:rFonts w:ascii="Consolas" w:hAnsi="Consolas"/>
+          <w:sz w:val="17"/>
+          <w:szCs w:val="17"/>
+        </w:rPr>
+        <w:t xml:space="preserve"/>
+      </w:r>
+    </w:p>
+    <w:p>
+      <w:pPr>
+        <w:spacing w:after="0"/>
+        <w:shd w:fill="F3F4F6" w:val="clear"/>
+      </w:pPr>
+      <w:r>
+        <w:rPr>
+          <w:rFonts w:ascii="Consolas" w:hAnsi="Consolas"/>
+          <w:sz w:val="17"/>
+          <w:szCs w:val="17"/>
+        </w:rPr>
+        <w:t xml:space="preserve">answerable = 2  →  cukup bukti</w:t>
+      </w:r>
+    </w:p>
+    <w:p>
+      <w:pPr>
+        <w:spacing w:after="0"/>
+        <w:shd w:fill="F3F4F6" w:val="clear"/>
+      </w:pPr>
+      <w:r>
+        <w:rPr>
+          <w:rFonts w:ascii="Consolas" w:hAnsi="Consolas"/>
+          <w:sz w:val="17"/>
+          <w:szCs w:val="17"/>
+        </w:rPr>
+        <w:t xml:space="preserve">queryWeight = idf(barang) + idf(promo)</w:t>
+      </w:r>
+    </w:p>
+    <w:p>
+      <w:pPr>
+        <w:spacing w:after="0"/>
+        <w:shd w:fill="F3F4F6" w:val="clear"/>
+      </w:pPr>
+      <w:r>
+        <w:rPr>
+          <w:rFonts w:ascii="Consolas" w:hAnsi="Consolas"/>
+          <w:sz w:val="17"/>
+          <w:szCs w:val="17"/>
+        </w:rPr>
+        <w:t xml:space="preserve"/>
+      </w:r>
+    </w:p>
+    <w:p>
+      <w:pPr>
+        <w:spacing w:after="0"/>
+        <w:shd w:fill="F3F4F6" w:val="clear"/>
+      </w:pPr>
+      <w:r>
+        <w:rPr>
+          <w:rFonts w:ascii="Consolas" w:hAnsi="Consolas"/>
+          <w:sz w:val="17"/>
+          <w:szCs w:val="17"/>
+        </w:rPr>
+        <w:t xml:space="preserve">SOP Layanan Pelanggan v4 hal. 21   cocok: barang, promo   skor 1,0000  ✓</w:t>
+      </w:r>
+    </w:p>
+    <w:p>
+      <w:pPr>
+        <w:spacing w:after="0"/>
+        <w:shd w:fill="F3F4F6" w:val="clear"/>
+      </w:pPr>
+      <w:r>
+        <w:rPr>
+          <w:rFonts w:ascii="Consolas" w:hAnsi="Consolas"/>
+          <w:sz w:val="17"/>
+          <w:szCs w:val="17"/>
+        </w:rPr>
+        <w:t xml:space="preserve">SOP Layanan Pelanggan v4 hal. 22   cocok: barang, promo   skor 1,0000  ✓</w:t>
+      </w:r>
+    </w:p>
+    <w:p>
+      <w:pPr>
+        <w:spacing w:after="0"/>
+        <w:shd w:fill="F3F4F6" w:val="clear"/>
+      </w:pPr>
+      <w:r>
+        <w:rPr>
+          <w:rFonts w:ascii="Consolas" w:hAnsi="Consolas"/>
+          <w:sz w:val="17"/>
+          <w:szCs w:val="17"/>
+        </w:rPr>
+        <w:t xml:space="preserve">passage tertinggi berikutnya                              skor 0,5000  ✗</w:t>
+      </w:r>
+    </w:p>
+    <w:p>
+      <w:pPr>
+        <w:spacing w:after="0"/>
+        <w:shd w:fill="F3F4F6" w:val="clear"/>
+      </w:pPr>
+      <w:r>
+        <w:rPr>
+          <w:rFonts w:ascii="Consolas" w:hAnsi="Consolas"/>
+          <w:sz w:val="17"/>
+          <w:szCs w:val="17"/>
+        </w:rPr>
+        <w:t xml:space="preserve"/>
+      </w:r>
+    </w:p>
+    <w:p>
+      <w:pPr>
+        <w:spacing w:after="0"/>
+        <w:shd w:fill="F3F4F6" w:val="clear"/>
+      </w:pPr>
+      <w:r>
+        <w:rPr>
+          <w:rFonts w:ascii="Consolas" w:hAnsi="Consolas"/>
+          <w:sz w:val="17"/>
+          <w:szCs w:val="17"/>
+        </w:rPr>
+        <w:t xml:space="preserve">hasil: 2 lolos · 12 ditolak</w:t>
+      </w:r>
+    </w:p>
+    <w:p>
+      <w:pPr>
+        <w:spacing w:after="120"/>
+      </w:pPr>
+      <w:r>
+        <w:t xml:space="preserve">Skor 1,00 berarti passage itu memuat seluruh kata answerable dari pertanyaan — bukan berarti jawabannya pasti benar. Passage peringkat berikutnya mendapat 0,50 karena hanya cocok satu dari dua kata, dan 0,50 di bawah ambang 0,70 sehingga ditolak. Angka 12 yang ditolak itulah yang ditampilkan di panel Sumber layar 12 (AC-4.3), supaya pembaca tahu berapa banyak yang dipertimbangkan lalu dibuang.</w:t>
+      </w:r>
+    </w:p>
+    <w:p>
+      <w:pPr>
+        <w:pStyle w:val="Heading3"/>
+        <w:spacing w:after="100" w:before="200"/>
+      </w:pPr>
+      <w:r>
+        <w:t xml:space="preserve">Apa yang berubah bila Vertex AI Search dipakai</w:t>
+      </w:r>
+    </w:p>
+    <w:p>
+      <w:pPr>
+        <w:spacing w:after="120"/>
+      </w:pPr>
+      <w:r>
+        <w:t xml:space="preserve">Kontraknya identik — {docId, page, score, text} dan ambang 0,70 yang sama — sehingga penggantiannya tidak menyentuh pemanggil mana pun. Yang berubah adalah dasar kemiripannya: embedding text-embedding-004 menangkap makna, sehingga "dikembalikan" dan "refund" akan berdekatan meski tidak sehuruf. Skoring leksikal di sini tidak bisa melakukan itu, dan itulah sebab kata di luar kosakata dikeluarkan dari penyebut alih-alih dianggap gagal cocok.</w:t>
+      </w:r>
+    </w:p>
+    <w:p>
+      <w:pPr>
+        <w:spacing w:after="200"/>
+      </w:pPr>
+      <w:r>
+        <w:rPr>
+          <w:i/>
+          <w:iCs/>
+          <w:color w:val="6B7280"/>
+          <w:sz w:val="18"/>
+          <w:szCs w:val="18"/>
+        </w:rPr>
+        <w:t xml:space="preserve">Kedua perhitungan di atas dapat direproduksi tanpa API: impor searchPassages dari packages/core/src/knowledge/retrieval.js dan panggil dengan retrievablePassages("nusa-retail"). Diukur 2026-08-08.</w:t>
       </w:r>
     </w:p>
     <w:p>
